--- a/CÔNG TY TNHH DUY TÂN FOODS/GPDKKD.docx
+++ b/CÔNG TY TNHH DUY TÂN FOODS/GPDKKD.docx
@@ -2091,7 +2091,116 @@
       </w:r>
       <w:proofErr w:type="spellEnd"/>
       <w:r>
-        <w:t xml:space="preserve"> do </w:t>
+        <w:t xml:space="preserve"> do</w:t>
+      </w:r>
+      <w:r>
+        <w:t xml:space="preserve">: </w:t>
+      </w:r>
+      <w:proofErr w:type="spellStart"/>
+      <w:r>
+        <w:t>Ông</w:t>
+      </w:r>
+      <w:proofErr w:type="spellEnd"/>
+      <w:r>
+        <w:t xml:space="preserve"> Tân </w:t>
+      </w:r>
+      <w:proofErr w:type="spellStart"/>
+      <w:r>
+        <w:t>chuyển</w:t>
+      </w:r>
+      <w:proofErr w:type="spellEnd"/>
+      <w:r>
+        <w:t xml:space="preserve"> </w:t>
+      </w:r>
+      <w:proofErr w:type="spellStart"/>
+      <w:r>
+        <w:t>nhượng</w:t>
+      </w:r>
+      <w:proofErr w:type="spellEnd"/>
+      <w:r>
+        <w:t xml:space="preserve"> 100%</w:t>
+      </w:r>
+      <w:r>
+        <w:t xml:space="preserve"> </w:t>
+      </w:r>
+      <w:proofErr w:type="spellStart"/>
+      <w:r>
+        <w:t>vốn</w:t>
+      </w:r>
+      <w:proofErr w:type="spellEnd"/>
+      <w:r>
+        <w:t xml:space="preserve"> </w:t>
+      </w:r>
+      <w:proofErr w:type="gramStart"/>
+      <w:r>
+        <w:t>( 12</w:t>
+      </w:r>
+      <w:proofErr w:type="gramEnd"/>
+      <w:r>
+        <w:t xml:space="preserve"> </w:t>
+      </w:r>
+      <w:proofErr w:type="spellStart"/>
+      <w:r>
+        <w:t>tỷ</w:t>
+      </w:r>
+      <w:proofErr w:type="spellEnd"/>
+      <w:r>
+        <w:t xml:space="preserve"> </w:t>
+      </w:r>
+      <w:proofErr w:type="spellStart"/>
+      <w:r>
+        <w:t>đồng</w:t>
+      </w:r>
+      <w:proofErr w:type="spellEnd"/>
+      <w:r>
+        <w:t>)</w:t>
+      </w:r>
+      <w:r>
+        <w:t xml:space="preserve"> </w:t>
+      </w:r>
+      <w:proofErr w:type="spellStart"/>
+      <w:r>
+        <w:t>cho</w:t>
+      </w:r>
+      <w:proofErr w:type="spellEnd"/>
+      <w:r>
+        <w:t xml:space="preserve"> </w:t>
+      </w:r>
+      <w:proofErr w:type="spellStart"/>
+      <w:r>
+        <w:t>ông</w:t>
+      </w:r>
+      <w:proofErr w:type="spellEnd"/>
+      <w:r>
+        <w:t xml:space="preserve"> </w:t>
+      </w:r>
+      <w:r>
+        <w:t>KIÊN</w:t>
+      </w:r>
+      <w:r>
+        <w:t xml:space="preserve">, </w:t>
+      </w:r>
+      <w:proofErr w:type="spellStart"/>
+      <w:r>
+        <w:t>ông</w:t>
+      </w:r>
+      <w:proofErr w:type="spellEnd"/>
+      <w:r>
+        <w:t xml:space="preserve"> </w:t>
+      </w:r>
+      <w:r>
+        <w:t>ĐẠT</w:t>
+      </w:r>
+      <w:r>
+        <w:t xml:space="preserve"> </w:t>
+      </w:r>
+      <w:proofErr w:type="spellStart"/>
+      <w:r>
+        <w:t>là</w:t>
+      </w:r>
+      <w:proofErr w:type="spellEnd"/>
+      <w:r>
+        <w:t xml:space="preserve"> </w:t>
       </w:r>
       <w:proofErr w:type="spellStart"/>
       <w:r>
@@ -2111,6 +2220,14 @@
       </w:r>
       <w:proofErr w:type="spellStart"/>
       <w:r>
+        <w:t>mới</w:t>
+      </w:r>
+      <w:proofErr w:type="spellEnd"/>
+      <w:r>
+        <w:t xml:space="preserve"> </w:t>
+      </w:r>
+      <w:proofErr w:type="spellStart"/>
+      <w:r>
         <w:t>góp</w:t>
       </w:r>
       <w:proofErr w:type="spellEnd"/>
@@ -2118,810 +2235,29 @@
         <w:t xml:space="preserve"> </w:t>
       </w:r>
       <w:proofErr w:type="spellStart"/>
+      <w:proofErr w:type="gramStart"/>
       <w:r>
         <w:t>vốn</w:t>
       </w:r>
       <w:proofErr w:type="spellEnd"/>
       <w:r>
+        <w:t>(</w:t>
+      </w:r>
+      <w:proofErr w:type="gramEnd"/>
+      <w:r>
+        <w:t xml:space="preserve">8 </w:t>
+      </w:r>
+      <w:proofErr w:type="spellStart"/>
+      <w:r>
+        <w:t>tỷ</w:t>
+      </w:r>
+      <w:proofErr w:type="spellEnd"/>
+      <w:r>
+        <w:t>)</w:t>
+      </w:r>
+      <w:r>
         <w:t>:</w:t>
       </w:r>
-      <w:r>
-        <w:br/>
-      </w:r>
-      <w:proofErr w:type="spellStart"/>
-      <w:r>
-        <w:rPr>
-          <w:b/>
-          <w:bCs/>
-        </w:rPr>
-        <w:t>Số</w:t>
-      </w:r>
-      <w:proofErr w:type="spellEnd"/>
-      <w:r>
-        <w:rPr>
-          <w:b/>
-          <w:bCs/>
-        </w:rPr>
-        <w:t xml:space="preserve"> </w:t>
-      </w:r>
-      <w:proofErr w:type="spellStart"/>
-      <w:r>
-        <w:rPr>
-          <w:b/>
-          <w:bCs/>
-        </w:rPr>
-        <w:t>định</w:t>
-      </w:r>
-      <w:proofErr w:type="spellEnd"/>
-      <w:r>
-        <w:rPr>
-          <w:b/>
-          <w:bCs/>
-        </w:rPr>
-        <w:t xml:space="preserve"> </w:t>
-      </w:r>
-      <w:proofErr w:type="spellStart"/>
-      <w:r>
-        <w:rPr>
-          <w:b/>
-          <w:bCs/>
-        </w:rPr>
-        <w:t>danh</w:t>
-      </w:r>
-      <w:proofErr w:type="spellEnd"/>
-      <w:r>
-        <w:rPr>
-          <w:b/>
-          <w:bCs/>
-        </w:rPr>
-        <w:t xml:space="preserve"> </w:t>
-      </w:r>
-      <w:proofErr w:type="spellStart"/>
-      <w:r>
-        <w:rPr>
-          <w:b/>
-          <w:bCs/>
-        </w:rPr>
-        <w:t>cá</w:t>
-      </w:r>
-      <w:proofErr w:type="spellEnd"/>
-      <w:r>
-        <w:rPr>
-          <w:b/>
-          <w:bCs/>
-        </w:rPr>
-        <w:t xml:space="preserve"> </w:t>
-      </w:r>
-      <w:proofErr w:type="spellStart"/>
-      <w:r>
-        <w:rPr>
-          <w:b/>
-          <w:bCs/>
-        </w:rPr>
-        <w:t>nhân</w:t>
-      </w:r>
-      <w:proofErr w:type="spellEnd"/>
-      <w:r>
-        <w:rPr>
-          <w:b/>
-          <w:bCs/>
-        </w:rPr>
-        <w:t>/</w:t>
-      </w:r>
-      <w:proofErr w:type="spellStart"/>
-      <w:r>
-        <w:rPr>
-          <w:b/>
-          <w:bCs/>
-        </w:rPr>
-        <w:t>Căn</w:t>
-      </w:r>
-      <w:proofErr w:type="spellEnd"/>
-      <w:r>
-        <w:rPr>
-          <w:b/>
-          <w:bCs/>
-        </w:rPr>
-        <w:t xml:space="preserve"> </w:t>
-      </w:r>
-      <w:proofErr w:type="spellStart"/>
-      <w:r>
-        <w:rPr>
-          <w:b/>
-          <w:bCs/>
-        </w:rPr>
-        <w:t>cước</w:t>
-      </w:r>
-      <w:proofErr w:type="spellEnd"/>
-      <w:r>
-        <w:rPr>
-          <w:b/>
-          <w:bCs/>
-        </w:rPr>
-        <w:t xml:space="preserve"> </w:t>
-      </w:r>
-      <w:proofErr w:type="spellStart"/>
-      <w:r>
-        <w:rPr>
-          <w:b/>
-          <w:bCs/>
-        </w:rPr>
-        <w:t>công</w:t>
-      </w:r>
-      <w:proofErr w:type="spellEnd"/>
-      <w:r>
-        <w:rPr>
-          <w:b/>
-          <w:bCs/>
-        </w:rPr>
-        <w:t xml:space="preserve"> </w:t>
-      </w:r>
-      <w:proofErr w:type="spellStart"/>
-      <w:r>
-        <w:rPr>
-          <w:b/>
-          <w:bCs/>
-        </w:rPr>
-        <w:t>dân</w:t>
-      </w:r>
-      <w:proofErr w:type="spellEnd"/>
-      <w:r>
-        <w:rPr>
-          <w:b/>
-          <w:bCs/>
-        </w:rPr>
-        <w:t>:</w:t>
-      </w:r>
-      <w:r>
-        <w:t xml:space="preserve"> 038088015247</w:t>
-      </w:r>
-      <w:r>
-        <w:t xml:space="preserve">; </w:t>
-      </w:r>
-      <w:proofErr w:type="spellStart"/>
-      <w:r>
-        <w:t>Ngày</w:t>
-      </w:r>
-      <w:proofErr w:type="spellEnd"/>
-      <w:r>
-        <w:t xml:space="preserve"> </w:t>
-      </w:r>
-      <w:proofErr w:type="spellStart"/>
-      <w:r>
-        <w:t>cấp</w:t>
-      </w:r>
-      <w:proofErr w:type="spellEnd"/>
-      <w:r>
-        <w:t>: 09/05/202</w:t>
-      </w:r>
-      <w:r>
-        <w:t>2</w:t>
-      </w:r>
-      <w:r>
-        <w:t>;</w:t>
-      </w:r>
-      <w:r>
-        <w:t xml:space="preserve"> </w:t>
-      </w:r>
-      <w:proofErr w:type="spellStart"/>
-      <w:r>
-        <w:t>Nơi</w:t>
-      </w:r>
-      <w:proofErr w:type="spellEnd"/>
-      <w:r>
-        <w:t xml:space="preserve"> </w:t>
-      </w:r>
-      <w:proofErr w:type="spellStart"/>
-      <w:r>
-        <w:t>cấp</w:t>
-      </w:r>
-      <w:proofErr w:type="spellEnd"/>
-      <w:r>
-        <w:t xml:space="preserve">: </w:t>
-      </w:r>
-      <w:proofErr w:type="spellStart"/>
-      <w:r>
-        <w:t>Bộ</w:t>
-      </w:r>
-      <w:proofErr w:type="spellEnd"/>
-      <w:r>
-        <w:t xml:space="preserve"> Công An</w:t>
-      </w:r>
-    </w:p>
-    <w:p>
-      <w:pPr>
-        <w:spacing w:after="240" w:line="300" w:lineRule="auto"/>
-        <w:ind w:left="720"/>
-      </w:pPr>
-      <w:proofErr w:type="spellStart"/>
-      <w:r>
-        <w:rPr>
-          <w:b/>
-          <w:bCs/>
-        </w:rPr>
-        <w:t>Họ</w:t>
-      </w:r>
-      <w:proofErr w:type="spellEnd"/>
-      <w:r>
-        <w:rPr>
-          <w:b/>
-          <w:bCs/>
-        </w:rPr>
-        <w:t xml:space="preserve">, </w:t>
-      </w:r>
-      <w:proofErr w:type="spellStart"/>
-      <w:r>
-        <w:rPr>
-          <w:b/>
-          <w:bCs/>
-        </w:rPr>
-        <w:t>chữ</w:t>
-      </w:r>
-      <w:proofErr w:type="spellEnd"/>
-      <w:r>
-        <w:rPr>
-          <w:b/>
-          <w:bCs/>
-        </w:rPr>
-        <w:t xml:space="preserve"> </w:t>
-      </w:r>
-      <w:proofErr w:type="spellStart"/>
-      <w:r>
-        <w:rPr>
-          <w:b/>
-          <w:bCs/>
-        </w:rPr>
-        <w:t>đệm</w:t>
-      </w:r>
-      <w:proofErr w:type="spellEnd"/>
-      <w:r>
-        <w:rPr>
-          <w:b/>
-          <w:bCs/>
-        </w:rPr>
-        <w:t xml:space="preserve"> </w:t>
-      </w:r>
-      <w:proofErr w:type="spellStart"/>
-      <w:r>
-        <w:rPr>
-          <w:b/>
-          <w:bCs/>
-        </w:rPr>
-        <w:t>và</w:t>
-      </w:r>
-      <w:proofErr w:type="spellEnd"/>
-      <w:r>
-        <w:rPr>
-          <w:b/>
-          <w:bCs/>
-        </w:rPr>
-        <w:t xml:space="preserve"> </w:t>
-      </w:r>
-      <w:proofErr w:type="spellStart"/>
-      <w:r>
-        <w:rPr>
-          <w:b/>
-          <w:bCs/>
-        </w:rPr>
-        <w:t>tên</w:t>
-      </w:r>
-      <w:proofErr w:type="spellEnd"/>
-      <w:r>
-        <w:rPr>
-          <w:b/>
-          <w:bCs/>
-        </w:rPr>
-        <w:t>:</w:t>
-      </w:r>
-      <w:r>
-        <w:t xml:space="preserve"> LÊ TIẾN ĐẠT </w:t>
-      </w:r>
-    </w:p>
-    <w:p>
-      <w:pPr>
-        <w:spacing w:after="240" w:line="300" w:lineRule="auto"/>
-        <w:ind w:left="720"/>
-      </w:pPr>
-      <w:proofErr w:type="spellStart"/>
-      <w:r>
-        <w:rPr>
-          <w:b/>
-          <w:bCs/>
-        </w:rPr>
-        <w:t>Ngày</w:t>
-      </w:r>
-      <w:proofErr w:type="spellEnd"/>
-      <w:r>
-        <w:rPr>
-          <w:b/>
-          <w:bCs/>
-        </w:rPr>
-        <w:t xml:space="preserve">, </w:t>
-      </w:r>
-      <w:proofErr w:type="spellStart"/>
-      <w:r>
-        <w:rPr>
-          <w:b/>
-          <w:bCs/>
-        </w:rPr>
-        <w:t>tháng</w:t>
-      </w:r>
-      <w:proofErr w:type="spellEnd"/>
-      <w:r>
-        <w:rPr>
-          <w:b/>
-          <w:bCs/>
-        </w:rPr>
-        <w:t xml:space="preserve">, </w:t>
-      </w:r>
-      <w:proofErr w:type="spellStart"/>
-      <w:r>
-        <w:rPr>
-          <w:b/>
-          <w:bCs/>
-        </w:rPr>
-        <w:t>năm</w:t>
-      </w:r>
-      <w:proofErr w:type="spellEnd"/>
-      <w:r>
-        <w:rPr>
-          <w:b/>
-          <w:bCs/>
-        </w:rPr>
-        <w:t xml:space="preserve"> </w:t>
-      </w:r>
-      <w:proofErr w:type="spellStart"/>
-      <w:r>
-        <w:rPr>
-          <w:b/>
-          <w:bCs/>
-        </w:rPr>
-        <w:t>sinh</w:t>
-      </w:r>
-      <w:proofErr w:type="spellEnd"/>
-      <w:r>
-        <w:rPr>
-          <w:b/>
-          <w:bCs/>
-        </w:rPr>
-        <w:t>:</w:t>
-      </w:r>
-      <w:r>
-        <w:t xml:space="preserve"> 25/05/1988 </w:t>
-      </w:r>
-    </w:p>
-    <w:p>
-      <w:pPr>
-        <w:spacing w:after="240" w:line="300" w:lineRule="auto"/>
-        <w:ind w:left="720"/>
-      </w:pPr>
-      <w:proofErr w:type="spellStart"/>
-      <w:r>
-        <w:rPr>
-          <w:b/>
-          <w:bCs/>
-        </w:rPr>
-        <w:t>Giới</w:t>
-      </w:r>
-      <w:proofErr w:type="spellEnd"/>
-      <w:r>
-        <w:rPr>
-          <w:b/>
-          <w:bCs/>
-        </w:rPr>
-        <w:t xml:space="preserve"> </w:t>
-      </w:r>
-      <w:proofErr w:type="spellStart"/>
-      <w:r>
-        <w:rPr>
-          <w:b/>
-          <w:bCs/>
-        </w:rPr>
-        <w:t>tính</w:t>
-      </w:r>
-      <w:proofErr w:type="spellEnd"/>
-      <w:r>
-        <w:rPr>
-          <w:b/>
-          <w:bCs/>
-        </w:rPr>
-        <w:t>:</w:t>
-      </w:r>
-      <w:r>
-        <w:t xml:space="preserve"> Nam </w:t>
-      </w:r>
-    </w:p>
-    <w:p>
-      <w:pPr>
-        <w:spacing w:after="240" w:line="300" w:lineRule="auto"/>
-        <w:ind w:left="720"/>
-      </w:pPr>
-      <w:r>
-        <w:rPr>
-          <w:b/>
-          <w:bCs/>
-        </w:rPr>
-        <w:t xml:space="preserve">Quốc </w:t>
-      </w:r>
-      <w:proofErr w:type="spellStart"/>
-      <w:r>
-        <w:rPr>
-          <w:b/>
-          <w:bCs/>
-        </w:rPr>
-        <w:t>tịch</w:t>
-      </w:r>
-      <w:proofErr w:type="spellEnd"/>
-      <w:r>
-        <w:rPr>
-          <w:b/>
-          <w:bCs/>
-        </w:rPr>
-        <w:t>:</w:t>
-      </w:r>
-      <w:r>
-        <w:t xml:space="preserve"> Việt Nam </w:t>
-      </w:r>
-      <w:r>
-        <w:t xml:space="preserve"> </w:t>
-      </w:r>
-    </w:p>
-    <w:p>
-      <w:pPr>
-        <w:spacing w:after="240" w:line="300" w:lineRule="auto"/>
-        <w:ind w:left="720"/>
-      </w:pPr>
-      <w:proofErr w:type="spellStart"/>
-      <w:r>
-        <w:rPr>
-          <w:b/>
-          <w:bCs/>
-        </w:rPr>
-        <w:t>Dân</w:t>
-      </w:r>
-      <w:proofErr w:type="spellEnd"/>
-      <w:r>
-        <w:rPr>
-          <w:b/>
-          <w:bCs/>
-        </w:rPr>
-        <w:t xml:space="preserve"> </w:t>
-      </w:r>
-      <w:proofErr w:type="spellStart"/>
-      <w:r>
-        <w:rPr>
-          <w:b/>
-          <w:bCs/>
-        </w:rPr>
-        <w:t>tộc</w:t>
-      </w:r>
-      <w:proofErr w:type="spellEnd"/>
-      <w:r>
-        <w:rPr>
-          <w:b/>
-          <w:bCs/>
-        </w:rPr>
-        <w:t>:</w:t>
-      </w:r>
-      <w:r>
-        <w:t xml:space="preserve"> Kinh </w:t>
-      </w:r>
-    </w:p>
-    <w:p>
-      <w:pPr>
-        <w:spacing w:after="240" w:line="300" w:lineRule="auto"/>
-        <w:ind w:left="720"/>
-      </w:pPr>
-      <w:r>
-        <w:rPr>
-          <w:b/>
-          <w:bCs/>
-        </w:rPr>
-        <w:t xml:space="preserve">Tôn </w:t>
-      </w:r>
-      <w:proofErr w:type="spellStart"/>
-      <w:r>
-        <w:rPr>
-          <w:b/>
-          <w:bCs/>
-        </w:rPr>
-        <w:t>giáo</w:t>
-      </w:r>
-      <w:proofErr w:type="spellEnd"/>
-      <w:r>
-        <w:rPr>
-          <w:b/>
-          <w:bCs/>
-        </w:rPr>
-        <w:t>:</w:t>
-      </w:r>
-      <w:r>
-        <w:t xml:space="preserve"> </w:t>
-      </w:r>
-      <w:proofErr w:type="spellStart"/>
-      <w:r>
-        <w:t>Không</w:t>
-      </w:r>
-      <w:proofErr w:type="spellEnd"/>
-      <w:r>
-        <w:t xml:space="preserve"> </w:t>
-      </w:r>
-    </w:p>
-    <w:p>
-      <w:pPr>
-        <w:spacing w:after="240" w:line="300" w:lineRule="auto"/>
-        <w:ind w:left="720"/>
-      </w:pPr>
-      <w:proofErr w:type="spellStart"/>
-      <w:r>
-        <w:rPr>
-          <w:b/>
-          <w:bCs/>
-        </w:rPr>
-        <w:t>Địa</w:t>
-      </w:r>
-      <w:proofErr w:type="spellEnd"/>
-      <w:r>
-        <w:rPr>
-          <w:b/>
-          <w:bCs/>
-        </w:rPr>
-        <w:t xml:space="preserve"> </w:t>
-      </w:r>
-      <w:proofErr w:type="spellStart"/>
-      <w:r>
-        <w:rPr>
-          <w:b/>
-          <w:bCs/>
-        </w:rPr>
-        <w:t>chỉ</w:t>
-      </w:r>
-      <w:proofErr w:type="spellEnd"/>
-      <w:r>
-        <w:rPr>
-          <w:b/>
-          <w:bCs/>
-        </w:rPr>
-        <w:t xml:space="preserve"> </w:t>
-      </w:r>
-      <w:proofErr w:type="spellStart"/>
-      <w:r>
-        <w:rPr>
-          <w:b/>
-          <w:bCs/>
-        </w:rPr>
-        <w:t>thường</w:t>
-      </w:r>
-      <w:proofErr w:type="spellEnd"/>
-      <w:r>
-        <w:rPr>
-          <w:b/>
-          <w:bCs/>
-        </w:rPr>
-        <w:t xml:space="preserve"> </w:t>
-      </w:r>
-      <w:proofErr w:type="spellStart"/>
-      <w:r>
-        <w:rPr>
-          <w:b/>
-          <w:bCs/>
-        </w:rPr>
-        <w:t>trú</w:t>
-      </w:r>
-      <w:proofErr w:type="spellEnd"/>
-      <w:r>
-        <w:rPr>
-          <w:b/>
-          <w:bCs/>
-        </w:rPr>
-        <w:t xml:space="preserve"> </w:t>
-      </w:r>
-      <w:proofErr w:type="spellStart"/>
-      <w:r>
-        <w:rPr>
-          <w:b/>
-          <w:bCs/>
-        </w:rPr>
-        <w:t>và</w:t>
-      </w:r>
-      <w:proofErr w:type="spellEnd"/>
-      <w:r>
-        <w:rPr>
-          <w:b/>
-          <w:bCs/>
-        </w:rPr>
-        <w:t xml:space="preserve"> </w:t>
-      </w:r>
-      <w:proofErr w:type="spellStart"/>
-      <w:r>
-        <w:rPr>
-          <w:b/>
-          <w:bCs/>
-        </w:rPr>
-        <w:t>địa</w:t>
-      </w:r>
-      <w:proofErr w:type="spellEnd"/>
-      <w:r>
-        <w:rPr>
-          <w:b/>
-          <w:bCs/>
-        </w:rPr>
-        <w:t xml:space="preserve"> </w:t>
-      </w:r>
-      <w:proofErr w:type="spellStart"/>
-      <w:r>
-        <w:rPr>
-          <w:b/>
-          <w:bCs/>
-        </w:rPr>
-        <w:t>chỉ</w:t>
-      </w:r>
-      <w:proofErr w:type="spellEnd"/>
-      <w:r>
-        <w:rPr>
-          <w:b/>
-          <w:bCs/>
-        </w:rPr>
-        <w:t xml:space="preserve"> </w:t>
-      </w:r>
-      <w:proofErr w:type="spellStart"/>
-      <w:r>
-        <w:rPr>
-          <w:b/>
-          <w:bCs/>
-        </w:rPr>
-        <w:t>liên</w:t>
-      </w:r>
-      <w:proofErr w:type="spellEnd"/>
-      <w:r>
-        <w:rPr>
-          <w:b/>
-          <w:bCs/>
-        </w:rPr>
-        <w:t xml:space="preserve"> </w:t>
-      </w:r>
-      <w:proofErr w:type="spellStart"/>
-      <w:r>
-        <w:rPr>
-          <w:b/>
-          <w:bCs/>
-        </w:rPr>
-        <w:t>lạc</w:t>
-      </w:r>
-      <w:proofErr w:type="spellEnd"/>
-      <w:r>
-        <w:rPr>
-          <w:b/>
-          <w:bCs/>
-        </w:rPr>
-        <w:t>:</w:t>
-      </w:r>
-      <w:r>
-        <w:t xml:space="preserve"> </w:t>
-      </w:r>
-      <w:proofErr w:type="spellStart"/>
-      <w:r>
-        <w:t>Thôn</w:t>
-      </w:r>
-      <w:proofErr w:type="spellEnd"/>
-      <w:r>
-        <w:t xml:space="preserve"> </w:t>
-      </w:r>
-      <w:proofErr w:type="spellStart"/>
-      <w:r>
-        <w:t>Toán</w:t>
-      </w:r>
-      <w:proofErr w:type="spellEnd"/>
-      <w:r>
-        <w:t xml:space="preserve"> </w:t>
-      </w:r>
-      <w:proofErr w:type="spellStart"/>
-      <w:r>
-        <w:t>Tỵ</w:t>
-      </w:r>
-      <w:proofErr w:type="spellEnd"/>
-      <w:r>
-        <w:t xml:space="preserve">, </w:t>
-      </w:r>
-      <w:proofErr w:type="spellStart"/>
-      <w:r>
-        <w:t>Xã</w:t>
-      </w:r>
-      <w:proofErr w:type="spellEnd"/>
-      <w:r>
-        <w:t xml:space="preserve"> </w:t>
-      </w:r>
-      <w:proofErr w:type="spellStart"/>
-      <w:r>
-        <w:t>Thiệu</w:t>
-      </w:r>
-      <w:proofErr w:type="spellEnd"/>
-      <w:r>
-        <w:t xml:space="preserve"> Toán, </w:t>
-      </w:r>
-      <w:proofErr w:type="spellStart"/>
-      <w:r>
-        <w:t>Tỉnh</w:t>
-      </w:r>
-      <w:proofErr w:type="spellEnd"/>
-      <w:r>
-        <w:t xml:space="preserve"> Thanh </w:t>
-      </w:r>
-      <w:proofErr w:type="spellStart"/>
-      <w:r>
-        <w:t>Hóa</w:t>
-      </w:r>
-      <w:proofErr w:type="spellEnd"/>
-    </w:p>
-    <w:p>
-      <w:pPr>
-        <w:spacing w:after="240" w:line="300" w:lineRule="auto"/>
-        <w:ind w:left="720"/>
-      </w:pPr>
-      <w:proofErr w:type="spellStart"/>
-      <w:r>
-        <w:rPr>
-          <w:b/>
-          <w:bCs/>
-        </w:rPr>
-        <w:t>Số</w:t>
-      </w:r>
-      <w:proofErr w:type="spellEnd"/>
-      <w:r>
-        <w:rPr>
-          <w:b/>
-          <w:bCs/>
-        </w:rPr>
-        <w:t xml:space="preserve"> </w:t>
-      </w:r>
-      <w:proofErr w:type="spellStart"/>
-      <w:r>
-        <w:rPr>
-          <w:b/>
-          <w:bCs/>
-        </w:rPr>
-        <w:t>vốn</w:t>
-      </w:r>
-      <w:proofErr w:type="spellEnd"/>
-      <w:r>
-        <w:rPr>
-          <w:b/>
-          <w:bCs/>
-        </w:rPr>
-        <w:t xml:space="preserve"> </w:t>
-      </w:r>
-      <w:proofErr w:type="spellStart"/>
-      <w:r>
-        <w:rPr>
-          <w:b/>
-          <w:bCs/>
-        </w:rPr>
-        <w:t>góp</w:t>
-      </w:r>
-      <w:proofErr w:type="spellEnd"/>
-      <w:r>
-        <w:rPr>
-          <w:b/>
-          <w:bCs/>
-        </w:rPr>
-        <w:t>:</w:t>
-      </w:r>
-      <w:r>
-        <w:t xml:space="preserve"> 8 </w:t>
-      </w:r>
-      <w:proofErr w:type="spellStart"/>
-      <w:r>
-        <w:t>tỷ</w:t>
-      </w:r>
-      <w:proofErr w:type="spellEnd"/>
-      <w:r>
-        <w:t xml:space="preserve"> </w:t>
-      </w:r>
-      <w:proofErr w:type="spellStart"/>
-      <w:r>
-        <w:t>đồng</w:t>
-      </w:r>
-      <w:proofErr w:type="spellEnd"/>
     </w:p>
     <w:p>
       <w:pPr>
@@ -2934,102 +2270,781 @@
       </w:pPr>
       <w:proofErr w:type="spellStart"/>
       <w:r>
-        <w:t>Tổng</w:t>
-      </w:r>
-      <w:proofErr w:type="spellEnd"/>
-      <w:r>
-        <w:t xml:space="preserve"> </w:t>
-      </w:r>
-      <w:proofErr w:type="spellStart"/>
-      <w:r>
+        <w:rPr>
+          <w:b/>
+          <w:bCs/>
+        </w:rPr>
+        <w:t>Số</w:t>
+      </w:r>
+      <w:proofErr w:type="spellEnd"/>
+      <w:r>
+        <w:rPr>
+          <w:b/>
+          <w:bCs/>
+        </w:rPr>
+        <w:t xml:space="preserve"> </w:t>
+      </w:r>
+      <w:proofErr w:type="spellStart"/>
+      <w:r>
+        <w:rPr>
+          <w:b/>
+          <w:bCs/>
+        </w:rPr>
+        <w:t>định</w:t>
+      </w:r>
+      <w:proofErr w:type="spellEnd"/>
+      <w:r>
+        <w:rPr>
+          <w:b/>
+          <w:bCs/>
+        </w:rPr>
+        <w:t xml:space="preserve"> </w:t>
+      </w:r>
+      <w:proofErr w:type="spellStart"/>
+      <w:r>
+        <w:rPr>
+          <w:b/>
+          <w:bCs/>
+        </w:rPr>
+        <w:t>danh</w:t>
+      </w:r>
+      <w:proofErr w:type="spellEnd"/>
+      <w:r>
+        <w:rPr>
+          <w:b/>
+          <w:bCs/>
+        </w:rPr>
+        <w:t xml:space="preserve"> </w:t>
+      </w:r>
+      <w:proofErr w:type="spellStart"/>
+      <w:r>
+        <w:rPr>
+          <w:b/>
+          <w:bCs/>
+        </w:rPr>
+        <w:t>cá</w:t>
+      </w:r>
+      <w:proofErr w:type="spellEnd"/>
+      <w:r>
+        <w:rPr>
+          <w:b/>
+          <w:bCs/>
+        </w:rPr>
+        <w:t xml:space="preserve"> </w:t>
+      </w:r>
+      <w:proofErr w:type="spellStart"/>
+      <w:r>
+        <w:rPr>
+          <w:b/>
+          <w:bCs/>
+        </w:rPr>
+        <w:t>nhân</w:t>
+      </w:r>
+      <w:proofErr w:type="spellEnd"/>
+      <w:r>
+        <w:rPr>
+          <w:b/>
+          <w:bCs/>
+        </w:rPr>
+        <w:t>/</w:t>
+      </w:r>
+      <w:proofErr w:type="spellStart"/>
+      <w:r>
+        <w:rPr>
+          <w:b/>
+          <w:bCs/>
+        </w:rPr>
+        <w:t>Căn</w:t>
+      </w:r>
+      <w:proofErr w:type="spellEnd"/>
+      <w:r>
+        <w:rPr>
+          <w:b/>
+          <w:bCs/>
+        </w:rPr>
+        <w:t xml:space="preserve"> </w:t>
+      </w:r>
+      <w:proofErr w:type="spellStart"/>
+      <w:r>
+        <w:rPr>
+          <w:b/>
+          <w:bCs/>
+        </w:rPr>
+        <w:t>cước</w:t>
+      </w:r>
+      <w:proofErr w:type="spellEnd"/>
+      <w:r>
+        <w:rPr>
+          <w:b/>
+          <w:bCs/>
+        </w:rPr>
+        <w:t xml:space="preserve"> </w:t>
+      </w:r>
+      <w:proofErr w:type="spellStart"/>
+      <w:r>
+        <w:rPr>
+          <w:b/>
+          <w:bCs/>
+        </w:rPr>
+        <w:t>công</w:t>
+      </w:r>
+      <w:proofErr w:type="spellEnd"/>
+      <w:r>
+        <w:rPr>
+          <w:b/>
+          <w:bCs/>
+        </w:rPr>
+        <w:t xml:space="preserve"> </w:t>
+      </w:r>
+      <w:proofErr w:type="spellStart"/>
+      <w:r>
+        <w:rPr>
+          <w:b/>
+          <w:bCs/>
+        </w:rPr>
+        <w:t>dân</w:t>
+      </w:r>
+      <w:proofErr w:type="spellEnd"/>
+      <w:r>
+        <w:rPr>
+          <w:b/>
+          <w:bCs/>
+        </w:rPr>
+        <w:t>:</w:t>
+      </w:r>
+      <w:r>
+        <w:t xml:space="preserve"> 038088015247</w:t>
+      </w:r>
+      <w:r>
+        <w:t xml:space="preserve">; </w:t>
+      </w:r>
+      <w:proofErr w:type="spellStart"/>
+      <w:r>
+        <w:t>Ngày</w:t>
+      </w:r>
+      <w:proofErr w:type="spellEnd"/>
+      <w:r>
+        <w:t xml:space="preserve"> </w:t>
+      </w:r>
+      <w:proofErr w:type="spellStart"/>
+      <w:r>
+        <w:t>cấp</w:t>
+      </w:r>
+      <w:proofErr w:type="spellEnd"/>
+      <w:r>
+        <w:t>: 09/05/202</w:t>
+      </w:r>
+      <w:r>
+        <w:t>2</w:t>
+      </w:r>
+      <w:r>
+        <w:t>;</w:t>
+      </w:r>
+      <w:r>
+        <w:t xml:space="preserve"> </w:t>
+      </w:r>
+      <w:proofErr w:type="spellStart"/>
+      <w:r>
+        <w:t>Nơi</w:t>
+      </w:r>
+      <w:proofErr w:type="spellEnd"/>
+      <w:r>
+        <w:t xml:space="preserve"> </w:t>
+      </w:r>
+      <w:proofErr w:type="spellStart"/>
+      <w:r>
+        <w:t>cấp</w:t>
+      </w:r>
+      <w:proofErr w:type="spellEnd"/>
+      <w:r>
+        <w:t xml:space="preserve">: </w:t>
+      </w:r>
+      <w:proofErr w:type="spellStart"/>
+      <w:r>
+        <w:t>Bộ</w:t>
+      </w:r>
+      <w:proofErr w:type="spellEnd"/>
+      <w:r>
+        <w:t xml:space="preserve"> Công An</w:t>
+      </w:r>
+    </w:p>
+    <w:p>
+      <w:pPr>
+        <w:spacing w:after="240" w:line="300" w:lineRule="auto"/>
+        <w:ind w:left="720"/>
+      </w:pPr>
+      <w:proofErr w:type="spellStart"/>
+      <w:r>
+        <w:rPr>
+          <w:b/>
+          <w:bCs/>
+        </w:rPr>
+        <w:t>Họ</w:t>
+      </w:r>
+      <w:proofErr w:type="spellEnd"/>
+      <w:r>
+        <w:rPr>
+          <w:b/>
+          <w:bCs/>
+        </w:rPr>
+        <w:t xml:space="preserve">, </w:t>
+      </w:r>
+      <w:proofErr w:type="spellStart"/>
+      <w:r>
+        <w:rPr>
+          <w:b/>
+          <w:bCs/>
+        </w:rPr>
+        <w:t>chữ</w:t>
+      </w:r>
+      <w:proofErr w:type="spellEnd"/>
+      <w:r>
+        <w:rPr>
+          <w:b/>
+          <w:bCs/>
+        </w:rPr>
+        <w:t xml:space="preserve"> </w:t>
+      </w:r>
+      <w:proofErr w:type="spellStart"/>
+      <w:r>
+        <w:rPr>
+          <w:b/>
+          <w:bCs/>
+        </w:rPr>
+        <w:t>đệm</w:t>
+      </w:r>
+      <w:proofErr w:type="spellEnd"/>
+      <w:r>
+        <w:rPr>
+          <w:b/>
+          <w:bCs/>
+        </w:rPr>
+        <w:t xml:space="preserve"> </w:t>
+      </w:r>
+      <w:proofErr w:type="spellStart"/>
+      <w:r>
+        <w:rPr>
+          <w:b/>
+          <w:bCs/>
+        </w:rPr>
+        <w:t>và</w:t>
+      </w:r>
+      <w:proofErr w:type="spellEnd"/>
+      <w:r>
+        <w:rPr>
+          <w:b/>
+          <w:bCs/>
+        </w:rPr>
+        <w:t xml:space="preserve"> </w:t>
+      </w:r>
+      <w:proofErr w:type="spellStart"/>
+      <w:r>
+        <w:rPr>
+          <w:b/>
+          <w:bCs/>
+        </w:rPr>
+        <w:t>tên</w:t>
+      </w:r>
+      <w:proofErr w:type="spellEnd"/>
+      <w:r>
+        <w:rPr>
+          <w:b/>
+          <w:bCs/>
+        </w:rPr>
+        <w:t>:</w:t>
+      </w:r>
+      <w:r>
+        <w:t xml:space="preserve"> LÊ TIẾN ĐẠT </w:t>
+      </w:r>
+    </w:p>
+    <w:p>
+      <w:pPr>
+        <w:spacing w:after="240" w:line="300" w:lineRule="auto"/>
+        <w:ind w:left="720"/>
+      </w:pPr>
+      <w:proofErr w:type="spellStart"/>
+      <w:r>
+        <w:rPr>
+          <w:b/>
+          <w:bCs/>
+        </w:rPr>
+        <w:t>Ngày</w:t>
+      </w:r>
+      <w:proofErr w:type="spellEnd"/>
+      <w:r>
+        <w:rPr>
+          <w:b/>
+          <w:bCs/>
+        </w:rPr>
+        <w:t xml:space="preserve">, </w:t>
+      </w:r>
+      <w:proofErr w:type="spellStart"/>
+      <w:r>
+        <w:rPr>
+          <w:b/>
+          <w:bCs/>
+        </w:rPr>
+        <w:t>tháng</w:t>
+      </w:r>
+      <w:proofErr w:type="spellEnd"/>
+      <w:r>
+        <w:rPr>
+          <w:b/>
+          <w:bCs/>
+        </w:rPr>
+        <w:t xml:space="preserve">, </w:t>
+      </w:r>
+      <w:proofErr w:type="spellStart"/>
+      <w:r>
+        <w:rPr>
+          <w:b/>
+          <w:bCs/>
+        </w:rPr>
+        <w:t>năm</w:t>
+      </w:r>
+      <w:proofErr w:type="spellEnd"/>
+      <w:r>
+        <w:rPr>
+          <w:b/>
+          <w:bCs/>
+        </w:rPr>
+        <w:t xml:space="preserve"> </w:t>
+      </w:r>
+      <w:proofErr w:type="spellStart"/>
+      <w:r>
+        <w:rPr>
+          <w:b/>
+          <w:bCs/>
+        </w:rPr>
+        <w:t>sinh</w:t>
+      </w:r>
+      <w:proofErr w:type="spellEnd"/>
+      <w:r>
+        <w:rPr>
+          <w:b/>
+          <w:bCs/>
+        </w:rPr>
+        <w:t>:</w:t>
+      </w:r>
+      <w:r>
+        <w:t xml:space="preserve"> 25/05/1988 </w:t>
+      </w:r>
+    </w:p>
+    <w:p>
+      <w:pPr>
+        <w:spacing w:after="240" w:line="300" w:lineRule="auto"/>
+        <w:ind w:left="720"/>
+      </w:pPr>
+      <w:proofErr w:type="spellStart"/>
+      <w:r>
+        <w:rPr>
+          <w:b/>
+          <w:bCs/>
+        </w:rPr>
+        <w:t>Giới</w:t>
+      </w:r>
+      <w:proofErr w:type="spellEnd"/>
+      <w:r>
+        <w:rPr>
+          <w:b/>
+          <w:bCs/>
+        </w:rPr>
+        <w:t xml:space="preserve"> </w:t>
+      </w:r>
+      <w:proofErr w:type="spellStart"/>
+      <w:r>
+        <w:rPr>
+          <w:b/>
+          <w:bCs/>
+        </w:rPr>
+        <w:t>tính</w:t>
+      </w:r>
+      <w:proofErr w:type="spellEnd"/>
+      <w:r>
+        <w:rPr>
+          <w:b/>
+          <w:bCs/>
+        </w:rPr>
+        <w:t>:</w:t>
+      </w:r>
+      <w:r>
+        <w:t xml:space="preserve"> Nam </w:t>
+      </w:r>
+    </w:p>
+    <w:p>
+      <w:pPr>
+        <w:spacing w:after="240" w:line="300" w:lineRule="auto"/>
+        <w:ind w:left="720"/>
+      </w:pPr>
+      <w:r>
+        <w:rPr>
+          <w:b/>
+          <w:bCs/>
+        </w:rPr>
+        <w:t xml:space="preserve">Quốc </w:t>
+      </w:r>
+      <w:proofErr w:type="spellStart"/>
+      <w:r>
+        <w:rPr>
+          <w:b/>
+          <w:bCs/>
+        </w:rPr>
+        <w:t>tịch</w:t>
+      </w:r>
+      <w:proofErr w:type="spellEnd"/>
+      <w:r>
+        <w:rPr>
+          <w:b/>
+          <w:bCs/>
+        </w:rPr>
+        <w:t>:</w:t>
+      </w:r>
+      <w:r>
+        <w:t xml:space="preserve"> Việt Nam </w:t>
+      </w:r>
+      <w:r>
+        <w:t xml:space="preserve"> </w:t>
+      </w:r>
+    </w:p>
+    <w:p>
+      <w:pPr>
+        <w:spacing w:after="240" w:line="300" w:lineRule="auto"/>
+        <w:ind w:left="720"/>
+      </w:pPr>
+      <w:proofErr w:type="spellStart"/>
+      <w:r>
+        <w:rPr>
+          <w:b/>
+          <w:bCs/>
+        </w:rPr>
+        <w:t>Dân</w:t>
+      </w:r>
+      <w:proofErr w:type="spellEnd"/>
+      <w:r>
+        <w:rPr>
+          <w:b/>
+          <w:bCs/>
+        </w:rPr>
+        <w:t xml:space="preserve"> </w:t>
+      </w:r>
+      <w:proofErr w:type="spellStart"/>
+      <w:r>
+        <w:rPr>
+          <w:b/>
+          <w:bCs/>
+        </w:rPr>
+        <w:t>tộc</w:t>
+      </w:r>
+      <w:proofErr w:type="spellEnd"/>
+      <w:r>
+        <w:rPr>
+          <w:b/>
+          <w:bCs/>
+        </w:rPr>
+        <w:t>:</w:t>
+      </w:r>
+      <w:r>
+        <w:t xml:space="preserve"> Kinh </w:t>
+      </w:r>
+    </w:p>
+    <w:p>
+      <w:pPr>
+        <w:spacing w:after="240" w:line="300" w:lineRule="auto"/>
+        <w:ind w:left="720"/>
+      </w:pPr>
+      <w:r>
+        <w:rPr>
+          <w:b/>
+          <w:bCs/>
+        </w:rPr>
+        <w:t xml:space="preserve">Tôn </w:t>
+      </w:r>
+      <w:proofErr w:type="spellStart"/>
+      <w:r>
+        <w:rPr>
+          <w:b/>
+          <w:bCs/>
+        </w:rPr>
+        <w:t>giáo</w:t>
+      </w:r>
+      <w:proofErr w:type="spellEnd"/>
+      <w:r>
+        <w:rPr>
+          <w:b/>
+          <w:bCs/>
+        </w:rPr>
+        <w:t>:</w:t>
+      </w:r>
+      <w:r>
+        <w:t xml:space="preserve"> </w:t>
+      </w:r>
+      <w:proofErr w:type="spellStart"/>
+      <w:r>
+        <w:t>Không</w:t>
+      </w:r>
+      <w:proofErr w:type="spellEnd"/>
+      <w:r>
+        <w:t xml:space="preserve"> </w:t>
+      </w:r>
+    </w:p>
+    <w:p>
+      <w:pPr>
+        <w:spacing w:after="240" w:line="300" w:lineRule="auto"/>
+        <w:ind w:left="720"/>
+      </w:pPr>
+      <w:proofErr w:type="spellStart"/>
+      <w:r>
+        <w:rPr>
+          <w:b/>
+          <w:bCs/>
+        </w:rPr>
+        <w:t>Địa</w:t>
+      </w:r>
+      <w:proofErr w:type="spellEnd"/>
+      <w:r>
+        <w:rPr>
+          <w:b/>
+          <w:bCs/>
+        </w:rPr>
+        <w:t xml:space="preserve"> </w:t>
+      </w:r>
+      <w:proofErr w:type="spellStart"/>
+      <w:r>
+        <w:rPr>
+          <w:b/>
+          <w:bCs/>
+        </w:rPr>
+        <w:t>chỉ</w:t>
+      </w:r>
+      <w:proofErr w:type="spellEnd"/>
+      <w:r>
+        <w:rPr>
+          <w:b/>
+          <w:bCs/>
+        </w:rPr>
+        <w:t xml:space="preserve"> </w:t>
+      </w:r>
+      <w:proofErr w:type="spellStart"/>
+      <w:r>
+        <w:rPr>
+          <w:b/>
+          <w:bCs/>
+        </w:rPr>
+        <w:t>thường</w:t>
+      </w:r>
+      <w:proofErr w:type="spellEnd"/>
+      <w:r>
+        <w:rPr>
+          <w:b/>
+          <w:bCs/>
+        </w:rPr>
+        <w:t xml:space="preserve"> </w:t>
+      </w:r>
+      <w:proofErr w:type="spellStart"/>
+      <w:r>
+        <w:rPr>
+          <w:b/>
+          <w:bCs/>
+        </w:rPr>
+        <w:t>trú</w:t>
+      </w:r>
+      <w:proofErr w:type="spellEnd"/>
+      <w:r>
+        <w:rPr>
+          <w:b/>
+          <w:bCs/>
+        </w:rPr>
+        <w:t xml:space="preserve"> </w:t>
+      </w:r>
+      <w:proofErr w:type="spellStart"/>
+      <w:r>
+        <w:rPr>
+          <w:b/>
+          <w:bCs/>
+        </w:rPr>
+        <w:t>và</w:t>
+      </w:r>
+      <w:proofErr w:type="spellEnd"/>
+      <w:r>
+        <w:rPr>
+          <w:b/>
+          <w:bCs/>
+        </w:rPr>
+        <w:t xml:space="preserve"> </w:t>
+      </w:r>
+      <w:proofErr w:type="spellStart"/>
+      <w:r>
+        <w:rPr>
+          <w:b/>
+          <w:bCs/>
+        </w:rPr>
+        <w:t>địa</w:t>
+      </w:r>
+      <w:proofErr w:type="spellEnd"/>
+      <w:r>
+        <w:rPr>
+          <w:b/>
+          <w:bCs/>
+        </w:rPr>
+        <w:t xml:space="preserve"> </w:t>
+      </w:r>
+      <w:proofErr w:type="spellStart"/>
+      <w:r>
+        <w:rPr>
+          <w:b/>
+          <w:bCs/>
+        </w:rPr>
+        <w:t>chỉ</w:t>
+      </w:r>
+      <w:proofErr w:type="spellEnd"/>
+      <w:r>
+        <w:rPr>
+          <w:b/>
+          <w:bCs/>
+        </w:rPr>
+        <w:t xml:space="preserve"> </w:t>
+      </w:r>
+      <w:proofErr w:type="spellStart"/>
+      <w:r>
+        <w:rPr>
+          <w:b/>
+          <w:bCs/>
+        </w:rPr>
+        <w:t>liên</w:t>
+      </w:r>
+      <w:proofErr w:type="spellEnd"/>
+      <w:r>
+        <w:rPr>
+          <w:b/>
+          <w:bCs/>
+        </w:rPr>
+        <w:t xml:space="preserve"> </w:t>
+      </w:r>
+      <w:proofErr w:type="spellStart"/>
+      <w:r>
+        <w:rPr>
+          <w:b/>
+          <w:bCs/>
+        </w:rPr>
+        <w:t>lạc</w:t>
+      </w:r>
+      <w:proofErr w:type="spellEnd"/>
+      <w:r>
+        <w:rPr>
+          <w:b/>
+          <w:bCs/>
+        </w:rPr>
+        <w:t>:</w:t>
+      </w:r>
+      <w:r>
+        <w:t xml:space="preserve"> </w:t>
+      </w:r>
+      <w:proofErr w:type="spellStart"/>
+      <w:r>
+        <w:t>Thôn</w:t>
+      </w:r>
+      <w:proofErr w:type="spellEnd"/>
+      <w:r>
+        <w:t xml:space="preserve"> </w:t>
+      </w:r>
+      <w:proofErr w:type="spellStart"/>
+      <w:r>
+        <w:t>Toán</w:t>
+      </w:r>
+      <w:proofErr w:type="spellEnd"/>
+      <w:r>
+        <w:t xml:space="preserve"> </w:t>
+      </w:r>
+      <w:proofErr w:type="spellStart"/>
+      <w:r>
+        <w:t>Tỵ</w:t>
+      </w:r>
+      <w:proofErr w:type="spellEnd"/>
+      <w:r>
+        <w:t xml:space="preserve">, </w:t>
+      </w:r>
+      <w:proofErr w:type="spellStart"/>
+      <w:r>
+        <w:t>Xã</w:t>
+      </w:r>
+      <w:proofErr w:type="spellEnd"/>
+      <w:r>
+        <w:t xml:space="preserve"> </w:t>
+      </w:r>
+      <w:proofErr w:type="spellStart"/>
+      <w:r>
+        <w:t>Thiệu</w:t>
+      </w:r>
+      <w:proofErr w:type="spellEnd"/>
+      <w:r>
+        <w:t xml:space="preserve"> Toán, </w:t>
+      </w:r>
+      <w:proofErr w:type="spellStart"/>
+      <w:r>
+        <w:t>Tỉnh</w:t>
+      </w:r>
+      <w:proofErr w:type="spellEnd"/>
+      <w:r>
+        <w:t xml:space="preserve"> Thanh </w:t>
+      </w:r>
+      <w:proofErr w:type="spellStart"/>
+      <w:r>
+        <w:t>Hóa</w:t>
+      </w:r>
+      <w:proofErr w:type="spellEnd"/>
+    </w:p>
+    <w:p>
+      <w:pPr>
+        <w:spacing w:after="240" w:line="300" w:lineRule="auto"/>
+        <w:ind w:left="720"/>
+      </w:pPr>
+      <w:proofErr w:type="spellStart"/>
+      <w:r>
+        <w:rPr>
+          <w:b/>
+          <w:bCs/>
+        </w:rPr>
+        <w:t>Số</w:t>
+      </w:r>
+      <w:proofErr w:type="spellEnd"/>
+      <w:r>
+        <w:rPr>
+          <w:b/>
+          <w:bCs/>
+        </w:rPr>
+        <w:t xml:space="preserve"> </w:t>
+      </w:r>
+      <w:proofErr w:type="spellStart"/>
+      <w:r>
+        <w:rPr>
+          <w:b/>
+          <w:bCs/>
+        </w:rPr>
         <w:t>vốn</w:t>
       </w:r>
       <w:proofErr w:type="spellEnd"/>
       <w:r>
-        <w:t xml:space="preserve"> </w:t>
-      </w:r>
-      <w:proofErr w:type="spellStart"/>
-      <w:r>
-        <w:t>điều</w:t>
-      </w:r>
-      <w:proofErr w:type="spellEnd"/>
-      <w:r>
-        <w:t xml:space="preserve"> </w:t>
-      </w:r>
-      <w:proofErr w:type="spellStart"/>
-      <w:r>
-        <w:t>lệ</w:t>
-      </w:r>
-      <w:proofErr w:type="spellEnd"/>
-      <w:r>
-        <w:t xml:space="preserve">: </w:t>
-      </w:r>
-      <w:proofErr w:type="spellStart"/>
-      <w:r>
-        <w:t>số</w:t>
-      </w:r>
-      <w:proofErr w:type="spellEnd"/>
-      <w:r>
-        <w:t xml:space="preserve"> </w:t>
-      </w:r>
-      <w:proofErr w:type="spellStart"/>
-      <w:r>
-        <w:t>vốn</w:t>
-      </w:r>
-      <w:proofErr w:type="spellEnd"/>
-      <w:r>
-        <w:t xml:space="preserve"> </w:t>
-      </w:r>
-      <w:proofErr w:type="spellStart"/>
-      <w:r>
-        <w:t>hiện</w:t>
-      </w:r>
-      <w:proofErr w:type="spellEnd"/>
-      <w:r>
-        <w:t xml:space="preserve"> </w:t>
-      </w:r>
-      <w:proofErr w:type="spellStart"/>
-      <w:r>
-        <w:t>tại</w:t>
-      </w:r>
-      <w:proofErr w:type="spellEnd"/>
-      <w:r>
-        <w:t xml:space="preserve"> 12 </w:t>
-      </w:r>
-      <w:proofErr w:type="spellStart"/>
-      <w:r>
-        <w:t>tỷ+vốn</w:t>
-      </w:r>
-      <w:proofErr w:type="spellEnd"/>
-      <w:r>
-        <w:t xml:space="preserve"> </w:t>
-      </w:r>
-      <w:proofErr w:type="spellStart"/>
-      <w:r>
+        <w:rPr>
+          <w:b/>
+          <w:bCs/>
+        </w:rPr>
+        <w:t xml:space="preserve"> </w:t>
+      </w:r>
+      <w:proofErr w:type="spellStart"/>
+      <w:r>
+        <w:rPr>
+          <w:b/>
+          <w:bCs/>
+        </w:rPr>
         <w:t>góp</w:t>
       </w:r>
       <w:proofErr w:type="spellEnd"/>
       <w:r>
-        <w:t xml:space="preserve"> </w:t>
-      </w:r>
-      <w:proofErr w:type="spellStart"/>
-      <w:r>
-        <w:t>của</w:t>
-      </w:r>
-      <w:proofErr w:type="spellEnd"/>
-      <w:r>
-        <w:t xml:space="preserve"> </w:t>
-      </w:r>
-      <w:proofErr w:type="spellStart"/>
-      <w:r>
-        <w:t>ông</w:t>
-      </w:r>
-      <w:proofErr w:type="spellEnd"/>
-      <w:r>
-        <w:t xml:space="preserve"> </w:t>
-      </w:r>
-      <w:r>
-        <w:t>LÊ TIẾN ĐẠT</w:t>
+        <w:rPr>
+          <w:b/>
+          <w:bCs/>
+        </w:rPr>
+        <w:t>:</w:t>
       </w:r>
       <w:r>
         <w:t xml:space="preserve"> 8 </w:t>
@@ -3040,11 +3055,11 @@
       </w:r>
       <w:proofErr w:type="spellEnd"/>
       <w:r>
-        <w:t xml:space="preserve">=20 </w:t>
-      </w:r>
-      <w:proofErr w:type="spellStart"/>
-      <w:r>
-        <w:t>tỷ</w:t>
+        <w:t xml:space="preserve"> </w:t>
+      </w:r>
+      <w:proofErr w:type="spellStart"/>
+      <w:r>
+        <w:t>đồng</w:t>
       </w:r>
       <w:proofErr w:type="spellEnd"/>
     </w:p>
@@ -3059,6 +3074,131 @@
       </w:pPr>
       <w:proofErr w:type="spellStart"/>
       <w:r>
+        <w:t>Tổng</w:t>
+      </w:r>
+      <w:proofErr w:type="spellEnd"/>
+      <w:r>
+        <w:t xml:space="preserve"> </w:t>
+      </w:r>
+      <w:proofErr w:type="spellStart"/>
+      <w:r>
+        <w:t>vốn</w:t>
+      </w:r>
+      <w:proofErr w:type="spellEnd"/>
+      <w:r>
+        <w:t xml:space="preserve"> </w:t>
+      </w:r>
+      <w:proofErr w:type="spellStart"/>
+      <w:r>
+        <w:t>điều</w:t>
+      </w:r>
+      <w:proofErr w:type="spellEnd"/>
+      <w:r>
+        <w:t xml:space="preserve"> </w:t>
+      </w:r>
+      <w:proofErr w:type="spellStart"/>
+      <w:r>
+        <w:t>lệ</w:t>
+      </w:r>
+      <w:proofErr w:type="spellEnd"/>
+      <w:r>
+        <w:t xml:space="preserve">: </w:t>
+      </w:r>
+      <w:proofErr w:type="spellStart"/>
+      <w:r>
+        <w:t>số</w:t>
+      </w:r>
+      <w:proofErr w:type="spellEnd"/>
+      <w:r>
+        <w:t xml:space="preserve"> </w:t>
+      </w:r>
+      <w:proofErr w:type="spellStart"/>
+      <w:r>
+        <w:t>vốn</w:t>
+      </w:r>
+      <w:proofErr w:type="spellEnd"/>
+      <w:r>
+        <w:t xml:space="preserve"> </w:t>
+      </w:r>
+      <w:proofErr w:type="spellStart"/>
+      <w:r>
+        <w:t>hiện</w:t>
+      </w:r>
+      <w:proofErr w:type="spellEnd"/>
+      <w:r>
+        <w:t xml:space="preserve"> </w:t>
+      </w:r>
+      <w:proofErr w:type="spellStart"/>
+      <w:r>
+        <w:t>tại</w:t>
+      </w:r>
+      <w:proofErr w:type="spellEnd"/>
+      <w:r>
+        <w:t xml:space="preserve"> 12 </w:t>
+      </w:r>
+      <w:proofErr w:type="spellStart"/>
+      <w:r>
+        <w:t>tỷ+vốn</w:t>
+      </w:r>
+      <w:proofErr w:type="spellEnd"/>
+      <w:r>
+        <w:t xml:space="preserve"> </w:t>
+      </w:r>
+      <w:proofErr w:type="spellStart"/>
+      <w:r>
+        <w:t>góp</w:t>
+      </w:r>
+      <w:proofErr w:type="spellEnd"/>
+      <w:r>
+        <w:t xml:space="preserve"> </w:t>
+      </w:r>
+      <w:proofErr w:type="spellStart"/>
+      <w:r>
+        <w:t>của</w:t>
+      </w:r>
+      <w:proofErr w:type="spellEnd"/>
+      <w:r>
+        <w:t xml:space="preserve"> </w:t>
+      </w:r>
+      <w:proofErr w:type="spellStart"/>
+      <w:r>
+        <w:t>ông</w:t>
+      </w:r>
+      <w:proofErr w:type="spellEnd"/>
+      <w:r>
+        <w:t xml:space="preserve"> </w:t>
+      </w:r>
+      <w:r>
+        <w:t>LÊ TIẾN ĐẠT</w:t>
+      </w:r>
+      <w:r>
+        <w:t xml:space="preserve"> 8 </w:t>
+      </w:r>
+      <w:proofErr w:type="spellStart"/>
+      <w:r>
+        <w:t>tỷ</w:t>
+      </w:r>
+      <w:proofErr w:type="spellEnd"/>
+      <w:r>
+        <w:t xml:space="preserve">=20 </w:t>
+      </w:r>
+      <w:proofErr w:type="spellStart"/>
+      <w:r>
+        <w:t>tỷ</w:t>
+      </w:r>
+      <w:proofErr w:type="spellEnd"/>
+    </w:p>
+    <w:p>
+      <w:pPr>
+        <w:pStyle w:val="ListParagraph"/>
+        <w:numPr>
+          <w:ilvl w:val="0"/>
+          <w:numId w:val="11"/>
+        </w:numPr>
+        <w:spacing w:after="240" w:line="300" w:lineRule="auto"/>
+      </w:pPr>
+      <w:proofErr w:type="spellStart"/>
+      <w:r>
         <w:t>Ông</w:t>
       </w:r>
       <w:proofErr w:type="spellEnd"/>
@@ -3272,105 +3412,25 @@
           <w:color w:val="auto"/>
           <w:szCs w:val="24"/>
         </w:rPr>
-        <w:t xml:space="preserve"> 038097026307</w:t>
-      </w:r>
+        <w:t xml:space="preserve"> </w:t>
+      </w:r>
+      <w:bookmarkStart w:id="0" w:name="_Hlk236671906"/>
       <w:r>
         <w:rPr>
           <w:rFonts w:eastAsia="Times New Roman" w:cs="Times New Roman"/>
           <w:color w:val="auto"/>
           <w:szCs w:val="24"/>
         </w:rPr>
-        <w:t xml:space="preserve">; </w:t>
-      </w:r>
-      <w:proofErr w:type="spellStart"/>
+        <w:t>038097026307</w:t>
+      </w:r>
+      <w:bookmarkEnd w:id="0"/>
       <w:r>
         <w:rPr>
           <w:rFonts w:eastAsia="Times New Roman" w:cs="Times New Roman"/>
           <w:color w:val="auto"/>
           <w:szCs w:val="24"/>
         </w:rPr>
-        <w:t>Ngày</w:t>
-      </w:r>
-      <w:proofErr w:type="spellEnd"/>
-      <w:r>
-        <w:rPr>
-          <w:rFonts w:eastAsia="Times New Roman" w:cs="Times New Roman"/>
-          <w:color w:val="auto"/>
-          <w:szCs w:val="24"/>
-        </w:rPr>
-        <w:t xml:space="preserve"> </w:t>
-      </w:r>
-      <w:proofErr w:type="spellStart"/>
-      <w:r>
-        <w:rPr>
-          <w:rFonts w:eastAsia="Times New Roman" w:cs="Times New Roman"/>
-          <w:color w:val="auto"/>
-          <w:szCs w:val="24"/>
-        </w:rPr>
-        <w:t>cấp</w:t>
-      </w:r>
-      <w:proofErr w:type="spellEnd"/>
-      <w:r>
-        <w:rPr>
-          <w:rFonts w:eastAsia="Times New Roman" w:cs="Times New Roman"/>
-          <w:color w:val="auto"/>
-          <w:szCs w:val="24"/>
-        </w:rPr>
-        <w:t xml:space="preserve"> 22/11/2022; </w:t>
-      </w:r>
-      <w:proofErr w:type="spellStart"/>
-      <w:r>
-        <w:rPr>
-          <w:rFonts w:eastAsia="Times New Roman" w:cs="Times New Roman"/>
-          <w:color w:val="auto"/>
-          <w:szCs w:val="24"/>
-        </w:rPr>
-        <w:t>Nơi</w:t>
-      </w:r>
-      <w:proofErr w:type="spellEnd"/>
-      <w:r>
-        <w:rPr>
-          <w:rFonts w:eastAsia="Times New Roman" w:cs="Times New Roman"/>
-          <w:color w:val="auto"/>
-          <w:szCs w:val="24"/>
-        </w:rPr>
-        <w:t xml:space="preserve"> </w:t>
-      </w:r>
-      <w:proofErr w:type="spellStart"/>
-      <w:r>
-        <w:rPr>
-          <w:rFonts w:eastAsia="Times New Roman" w:cs="Times New Roman"/>
-          <w:color w:val="auto"/>
-          <w:szCs w:val="24"/>
-        </w:rPr>
-        <w:t>cấp</w:t>
-      </w:r>
-      <w:proofErr w:type="spellEnd"/>
-      <w:r>
-        <w:rPr>
-          <w:rFonts w:eastAsia="Times New Roman" w:cs="Times New Roman"/>
-          <w:color w:val="auto"/>
-          <w:szCs w:val="24"/>
-        </w:rPr>
-        <w:t xml:space="preserve">: </w:t>
-      </w:r>
-      <w:proofErr w:type="spellStart"/>
-      <w:r>
-        <w:rPr>
-          <w:rFonts w:eastAsia="Times New Roman" w:cs="Times New Roman"/>
-          <w:color w:val="auto"/>
-          <w:szCs w:val="24"/>
-        </w:rPr>
-        <w:t>Bộ</w:t>
-      </w:r>
-      <w:proofErr w:type="spellEnd"/>
-      <w:r>
-        <w:rPr>
-          <w:rFonts w:eastAsia="Times New Roman" w:cs="Times New Roman"/>
-          <w:color w:val="auto"/>
-          <w:szCs w:val="24"/>
-        </w:rPr>
-        <w:t xml:space="preserve"> Công An</w:t>
+        <w:t>;</w:t>
       </w:r>
     </w:p>
     <w:p>
@@ -3395,119 +3455,91 @@
       <w:r>
         <w:rPr>
           <w:rFonts w:eastAsia="Times New Roman" w:cs="Times New Roman"/>
-          <w:b/>
-          <w:bCs/>
           <w:color w:val="auto"/>
           <w:szCs w:val="24"/>
         </w:rPr>
-        <w:t>Họ</w:t>
-      </w:r>
-      <w:proofErr w:type="spellEnd"/>
-      <w:r>
-        <w:rPr>
-          <w:rFonts w:eastAsia="Times New Roman" w:cs="Times New Roman"/>
-          <w:b/>
-          <w:bCs/>
-          <w:color w:val="auto"/>
-          <w:szCs w:val="24"/>
-        </w:rPr>
-        <w:t xml:space="preserve">, </w:t>
-      </w:r>
-      <w:proofErr w:type="spellStart"/>
-      <w:r>
-        <w:rPr>
-          <w:rFonts w:eastAsia="Times New Roman" w:cs="Times New Roman"/>
-          <w:b/>
-          <w:bCs/>
-          <w:color w:val="auto"/>
-          <w:szCs w:val="24"/>
-        </w:rPr>
-        <w:t>chữ</w:t>
-      </w:r>
-      <w:proofErr w:type="spellEnd"/>
-      <w:r>
-        <w:rPr>
-          <w:rFonts w:eastAsia="Times New Roman" w:cs="Times New Roman"/>
-          <w:b/>
-          <w:bCs/>
-          <w:color w:val="auto"/>
-          <w:szCs w:val="24"/>
-        </w:rPr>
-        <w:t xml:space="preserve"> </w:t>
-      </w:r>
-      <w:proofErr w:type="spellStart"/>
-      <w:r>
-        <w:rPr>
-          <w:rFonts w:eastAsia="Times New Roman" w:cs="Times New Roman"/>
-          <w:b/>
-          <w:bCs/>
-          <w:color w:val="auto"/>
-          <w:szCs w:val="24"/>
-        </w:rPr>
-        <w:t>đệm</w:t>
-      </w:r>
-      <w:proofErr w:type="spellEnd"/>
-      <w:r>
-        <w:rPr>
-          <w:rFonts w:eastAsia="Times New Roman" w:cs="Times New Roman"/>
-          <w:b/>
-          <w:bCs/>
-          <w:color w:val="auto"/>
-          <w:szCs w:val="24"/>
-        </w:rPr>
-        <w:t xml:space="preserve"> </w:t>
-      </w:r>
-      <w:proofErr w:type="spellStart"/>
-      <w:r>
-        <w:rPr>
-          <w:rFonts w:eastAsia="Times New Roman" w:cs="Times New Roman"/>
-          <w:b/>
-          <w:bCs/>
-          <w:color w:val="auto"/>
-          <w:szCs w:val="24"/>
-        </w:rPr>
-        <w:t>và</w:t>
-      </w:r>
-      <w:proofErr w:type="spellEnd"/>
-      <w:r>
-        <w:rPr>
-          <w:rFonts w:eastAsia="Times New Roman" w:cs="Times New Roman"/>
-          <w:b/>
-          <w:bCs/>
-          <w:color w:val="auto"/>
-          <w:szCs w:val="24"/>
-        </w:rPr>
-        <w:t xml:space="preserve"> </w:t>
-      </w:r>
-      <w:proofErr w:type="spellStart"/>
-      <w:r>
-        <w:rPr>
-          <w:rFonts w:eastAsia="Times New Roman" w:cs="Times New Roman"/>
-          <w:b/>
-          <w:bCs/>
-          <w:color w:val="auto"/>
-          <w:szCs w:val="24"/>
-        </w:rPr>
-        <w:t>tên</w:t>
-      </w:r>
-      <w:proofErr w:type="spellEnd"/>
-      <w:r>
-        <w:rPr>
-          <w:rFonts w:eastAsia="Times New Roman" w:cs="Times New Roman"/>
-          <w:b/>
-          <w:bCs/>
-          <w:color w:val="auto"/>
-          <w:szCs w:val="24"/>
-        </w:rPr>
-        <w:t>:</w:t>
-      </w:r>
+        <w:t>Ngày</w:t>
+      </w:r>
+      <w:proofErr w:type="spellEnd"/>
       <w:r>
         <w:rPr>
           <w:rFonts w:eastAsia="Times New Roman" w:cs="Times New Roman"/>
           <w:color w:val="auto"/>
           <w:szCs w:val="24"/>
         </w:rPr>
-        <w:t xml:space="preserve"> ĐOÀN TRUNG KIÊN</w:t>
+        <w:t xml:space="preserve"> </w:t>
+      </w:r>
+      <w:proofErr w:type="spellStart"/>
+      <w:r>
+        <w:rPr>
+          <w:rFonts w:eastAsia="Times New Roman" w:cs="Times New Roman"/>
+          <w:color w:val="auto"/>
+          <w:szCs w:val="24"/>
+        </w:rPr>
+        <w:t>cấp</w:t>
+      </w:r>
+      <w:proofErr w:type="spellEnd"/>
+      <w:r>
+        <w:rPr>
+          <w:rFonts w:eastAsia="Times New Roman" w:cs="Times New Roman"/>
+          <w:color w:val="auto"/>
+          <w:szCs w:val="24"/>
+        </w:rPr>
+        <w:t xml:space="preserve"> 22/11/2022; </w:t>
+      </w:r>
+      <w:proofErr w:type="spellStart"/>
+      <w:r>
+        <w:rPr>
+          <w:rFonts w:eastAsia="Times New Roman" w:cs="Times New Roman"/>
+          <w:color w:val="auto"/>
+          <w:szCs w:val="24"/>
+        </w:rPr>
+        <w:t>Nơi</w:t>
+      </w:r>
+      <w:proofErr w:type="spellEnd"/>
+      <w:r>
+        <w:rPr>
+          <w:rFonts w:eastAsia="Times New Roman" w:cs="Times New Roman"/>
+          <w:color w:val="auto"/>
+          <w:szCs w:val="24"/>
+        </w:rPr>
+        <w:t xml:space="preserve"> </w:t>
+      </w:r>
+      <w:proofErr w:type="spellStart"/>
+      <w:r>
+        <w:rPr>
+          <w:rFonts w:eastAsia="Times New Roman" w:cs="Times New Roman"/>
+          <w:color w:val="auto"/>
+          <w:szCs w:val="24"/>
+        </w:rPr>
+        <w:t>cấp</w:t>
+      </w:r>
+      <w:proofErr w:type="spellEnd"/>
+      <w:r>
+        <w:rPr>
+          <w:rFonts w:eastAsia="Times New Roman" w:cs="Times New Roman"/>
+          <w:color w:val="auto"/>
+          <w:szCs w:val="24"/>
+        </w:rPr>
+        <w:t xml:space="preserve">: </w:t>
+      </w:r>
+      <w:proofErr w:type="spellStart"/>
+      <w:r>
+        <w:rPr>
+          <w:rFonts w:eastAsia="Times New Roman" w:cs="Times New Roman"/>
+          <w:color w:val="auto"/>
+          <w:szCs w:val="24"/>
+        </w:rPr>
+        <w:t>Bộ</w:t>
+      </w:r>
+      <w:proofErr w:type="spellEnd"/>
+      <w:r>
+        <w:rPr>
+          <w:rFonts w:eastAsia="Times New Roman" w:cs="Times New Roman"/>
+          <w:color w:val="auto"/>
+          <w:szCs w:val="24"/>
+        </w:rPr>
+        <w:t xml:space="preserve"> Công An</w:t>
       </w:r>
     </w:p>
     <w:p>
@@ -3537,7 +3569,7 @@
           <w:color w:val="auto"/>
           <w:szCs w:val="24"/>
         </w:rPr>
-        <w:t>Ngày</w:t>
+        <w:t>Họ</w:t>
       </w:r>
       <w:proofErr w:type="spellEnd"/>
       <w:r>
@@ -3559,7 +3591,7 @@
           <w:color w:val="auto"/>
           <w:szCs w:val="24"/>
         </w:rPr>
-        <w:t>tháng</w:t>
+        <w:t>chữ</w:t>
       </w:r>
       <w:proofErr w:type="spellEnd"/>
       <w:r>
@@ -3570,7 +3602,7 @@
           <w:color w:val="auto"/>
           <w:szCs w:val="24"/>
         </w:rPr>
-        <w:t xml:space="preserve">, </w:t>
+        <w:t xml:space="preserve"> </w:t>
       </w:r>
       <w:proofErr w:type="spellStart"/>
       <w:r>
@@ -3581,7 +3613,7 @@
           <w:color w:val="auto"/>
           <w:szCs w:val="24"/>
         </w:rPr>
-        <w:t>năm</w:t>
+        <w:t>đệm</w:t>
       </w:r>
       <w:proofErr w:type="spellEnd"/>
       <w:r>
@@ -3603,7 +3635,7 @@
           <w:color w:val="auto"/>
           <w:szCs w:val="24"/>
         </w:rPr>
-        <w:t>sinh</w:t>
+        <w:t>và</w:t>
       </w:r>
       <w:proofErr w:type="spellEnd"/>
       <w:r>
@@ -3614,6 +3646,28 @@
           <w:color w:val="auto"/>
           <w:szCs w:val="24"/>
         </w:rPr>
+        <w:t xml:space="preserve"> </w:t>
+      </w:r>
+      <w:proofErr w:type="spellStart"/>
+      <w:r>
+        <w:rPr>
+          <w:rFonts w:eastAsia="Times New Roman" w:cs="Times New Roman"/>
+          <w:b/>
+          <w:bCs/>
+          <w:color w:val="auto"/>
+          <w:szCs w:val="24"/>
+        </w:rPr>
+        <w:t>tên</w:t>
+      </w:r>
+      <w:proofErr w:type="spellEnd"/>
+      <w:r>
+        <w:rPr>
+          <w:rFonts w:eastAsia="Times New Roman" w:cs="Times New Roman"/>
+          <w:b/>
+          <w:bCs/>
+          <w:color w:val="auto"/>
+          <w:szCs w:val="24"/>
+        </w:rPr>
         <w:t>:</w:t>
       </w:r>
       <w:r>
@@ -3622,8 +3676,18 @@
           <w:color w:val="auto"/>
           <w:szCs w:val="24"/>
         </w:rPr>
-        <w:t xml:space="preserve"> 02/03/1997</w:t>
-      </w:r>
+        <w:t xml:space="preserve"> </w:t>
+      </w:r>
+      <w:bookmarkStart w:id="1" w:name="_Hlk236671882"/>
+      <w:r>
+        <w:rPr>
+          <w:rFonts w:eastAsia="Times New Roman" w:cs="Times New Roman"/>
+          <w:color w:val="auto"/>
+          <w:szCs w:val="24"/>
+        </w:rPr>
+        <w:t>ĐOÀN TRUNG KIÊN</w:t>
+      </w:r>
+      <w:bookmarkEnd w:id="1"/>
     </w:p>
     <w:p>
       <w:pPr>
@@ -3652,7 +3716,7 @@
           <w:color w:val="auto"/>
           <w:szCs w:val="24"/>
         </w:rPr>
-        <w:t>Giới</w:t>
+        <w:t>Ngày</w:t>
       </w:r>
       <w:proofErr w:type="spellEnd"/>
       <w:r>
@@ -3663,7 +3727,7 @@
           <w:color w:val="auto"/>
           <w:szCs w:val="24"/>
         </w:rPr>
-        <w:t xml:space="preserve"> </w:t>
+        <w:t xml:space="preserve">, </w:t>
       </w:r>
       <w:proofErr w:type="spellStart"/>
       <w:r>
@@ -3674,7 +3738,7 @@
           <w:color w:val="auto"/>
           <w:szCs w:val="24"/>
         </w:rPr>
-        <w:t>tính</w:t>
+        <w:t>tháng</w:t>
       </w:r>
       <w:proofErr w:type="spellEnd"/>
       <w:r>
@@ -3685,6 +3749,50 @@
           <w:color w:val="auto"/>
           <w:szCs w:val="24"/>
         </w:rPr>
+        <w:t xml:space="preserve">, </w:t>
+      </w:r>
+      <w:proofErr w:type="spellStart"/>
+      <w:r>
+        <w:rPr>
+          <w:rFonts w:eastAsia="Times New Roman" w:cs="Times New Roman"/>
+          <w:b/>
+          <w:bCs/>
+          <w:color w:val="auto"/>
+          <w:szCs w:val="24"/>
+        </w:rPr>
+        <w:t>năm</w:t>
+      </w:r>
+      <w:proofErr w:type="spellEnd"/>
+      <w:r>
+        <w:rPr>
+          <w:rFonts w:eastAsia="Times New Roman" w:cs="Times New Roman"/>
+          <w:b/>
+          <w:bCs/>
+          <w:color w:val="auto"/>
+          <w:szCs w:val="24"/>
+        </w:rPr>
+        <w:t xml:space="preserve"> </w:t>
+      </w:r>
+      <w:proofErr w:type="spellStart"/>
+      <w:r>
+        <w:rPr>
+          <w:rFonts w:eastAsia="Times New Roman" w:cs="Times New Roman"/>
+          <w:b/>
+          <w:bCs/>
+          <w:color w:val="auto"/>
+          <w:szCs w:val="24"/>
+        </w:rPr>
+        <w:t>sinh</w:t>
+      </w:r>
+      <w:proofErr w:type="spellEnd"/>
+      <w:r>
+        <w:rPr>
+          <w:rFonts w:eastAsia="Times New Roman" w:cs="Times New Roman"/>
+          <w:b/>
+          <w:bCs/>
+          <w:color w:val="auto"/>
+          <w:szCs w:val="24"/>
+        </w:rPr>
         <w:t>:</w:t>
       </w:r>
       <w:r>
@@ -3693,8 +3801,18 @@
           <w:color w:val="auto"/>
           <w:szCs w:val="24"/>
         </w:rPr>
-        <w:t xml:space="preserve"> Nam</w:t>
-      </w:r>
+        <w:t xml:space="preserve"> </w:t>
+      </w:r>
+      <w:bookmarkStart w:id="2" w:name="_Hlk236671896"/>
+      <w:r>
+        <w:rPr>
+          <w:rFonts w:eastAsia="Times New Roman" w:cs="Times New Roman"/>
+          <w:color w:val="auto"/>
+          <w:szCs w:val="24"/>
+        </w:rPr>
+        <w:t>02/03/1997</w:t>
+      </w:r>
+      <w:bookmarkEnd w:id="2"/>
     </w:p>
     <w:p>
       <w:pPr>
@@ -3712,8 +3830,9 @@
           <w:color w:val="auto"/>
           <w:szCs w:val="24"/>
         </w:rPr>
-        <w:t xml:space="preserve">  </w:t>
-      </w:r>
+        <w:t xml:space="preserve"> </w:t>
+      </w:r>
+      <w:proofErr w:type="spellStart"/>
       <w:r>
         <w:rPr>
           <w:rFonts w:eastAsia="Times New Roman" w:cs="Times New Roman"/>
@@ -3722,9 +3841,9 @@
           <w:color w:val="auto"/>
           <w:szCs w:val="24"/>
         </w:rPr>
-        <w:t xml:space="preserve">Quốc </w:t>
-      </w:r>
-      <w:proofErr w:type="spellStart"/>
+        <w:t>Giới</w:t>
+      </w:r>
+      <w:proofErr w:type="spellEnd"/>
       <w:r>
         <w:rPr>
           <w:rFonts w:eastAsia="Times New Roman" w:cs="Times New Roman"/>
@@ -3733,9 +3852,9 @@
           <w:color w:val="auto"/>
           <w:szCs w:val="24"/>
         </w:rPr>
-        <w:t>tịch</w:t>
-      </w:r>
-      <w:proofErr w:type="spellEnd"/>
+        <w:t xml:space="preserve"> </w:t>
+      </w:r>
+      <w:proofErr w:type="spellStart"/>
       <w:r>
         <w:rPr>
           <w:rFonts w:eastAsia="Times New Roman" w:cs="Times New Roman"/>
@@ -3744,6 +3863,17 @@
           <w:color w:val="auto"/>
           <w:szCs w:val="24"/>
         </w:rPr>
+        <w:t>tính</w:t>
+      </w:r>
+      <w:proofErr w:type="spellEnd"/>
+      <w:r>
+        <w:rPr>
+          <w:rFonts w:eastAsia="Times New Roman" w:cs="Times New Roman"/>
+          <w:b/>
+          <w:bCs/>
+          <w:color w:val="auto"/>
+          <w:szCs w:val="24"/>
+        </w:rPr>
         <w:t>:</w:t>
       </w:r>
       <w:r>
@@ -3752,7 +3882,7 @@
           <w:color w:val="auto"/>
           <w:szCs w:val="24"/>
         </w:rPr>
-        <w:t xml:space="preserve"> Việt Nam</w:t>
+        <w:t xml:space="preserve"> Nam</w:t>
       </w:r>
     </w:p>
     <w:p>
@@ -3773,7 +3903,6 @@
         </w:rPr>
         <w:t xml:space="preserve">  </w:t>
       </w:r>
-      <w:proofErr w:type="spellStart"/>
       <w:r>
         <w:rPr>
           <w:rFonts w:eastAsia="Times New Roman" w:cs="Times New Roman"/>
@@ -3782,9 +3911,9 @@
           <w:color w:val="auto"/>
           <w:szCs w:val="24"/>
         </w:rPr>
-        <w:t>Dân</w:t>
-      </w:r>
-      <w:proofErr w:type="spellEnd"/>
+        <w:t xml:space="preserve">Quốc </w:t>
+      </w:r>
+      <w:proofErr w:type="spellStart"/>
       <w:r>
         <w:rPr>
           <w:rFonts w:eastAsia="Times New Roman" w:cs="Times New Roman"/>
@@ -3793,9 +3922,9 @@
           <w:color w:val="auto"/>
           <w:szCs w:val="24"/>
         </w:rPr>
-        <w:t xml:space="preserve"> </w:t>
-      </w:r>
-      <w:proofErr w:type="spellStart"/>
+        <w:t>tịch</w:t>
+      </w:r>
+      <w:proofErr w:type="spellEnd"/>
       <w:r>
         <w:rPr>
           <w:rFonts w:eastAsia="Times New Roman" w:cs="Times New Roman"/>
@@ -3804,17 +3933,6 @@
           <w:color w:val="auto"/>
           <w:szCs w:val="24"/>
         </w:rPr>
-        <w:t>tộc</w:t>
-      </w:r>
-      <w:proofErr w:type="spellEnd"/>
-      <w:r>
-        <w:rPr>
-          <w:rFonts w:eastAsia="Times New Roman" w:cs="Times New Roman"/>
-          <w:b/>
-          <w:bCs/>
-          <w:color w:val="auto"/>
-          <w:szCs w:val="24"/>
-        </w:rPr>
         <w:t>:</w:t>
       </w:r>
       <w:r>
@@ -3823,7 +3941,7 @@
           <w:color w:val="auto"/>
           <w:szCs w:val="24"/>
         </w:rPr>
-        <w:t xml:space="preserve"> Kinh</w:t>
+        <w:t xml:space="preserve"> Việt Nam</w:t>
       </w:r>
     </w:p>
     <w:p>
@@ -3842,8 +3960,9 @@
           <w:color w:val="auto"/>
           <w:szCs w:val="24"/>
         </w:rPr>
-        <w:t xml:space="preserve"> </w:t>
-      </w:r>
+        <w:t xml:space="preserve">  </w:t>
+      </w:r>
+      <w:proofErr w:type="spellStart"/>
       <w:r>
         <w:rPr>
           <w:rFonts w:eastAsia="Times New Roman" w:cs="Times New Roman"/>
@@ -3852,9 +3971,9 @@
           <w:color w:val="auto"/>
           <w:szCs w:val="24"/>
         </w:rPr>
-        <w:t xml:space="preserve">Tôn </w:t>
-      </w:r>
-      <w:proofErr w:type="spellStart"/>
+        <w:t>Dân</w:t>
+      </w:r>
+      <w:proofErr w:type="spellEnd"/>
       <w:r>
         <w:rPr>
           <w:rFonts w:eastAsia="Times New Roman" w:cs="Times New Roman"/>
@@ -3863,9 +3982,9 @@
           <w:color w:val="auto"/>
           <w:szCs w:val="24"/>
         </w:rPr>
-        <w:t>giáo</w:t>
-      </w:r>
-      <w:proofErr w:type="spellEnd"/>
+        <w:t xml:space="preserve"> </w:t>
+      </w:r>
+      <w:proofErr w:type="spellStart"/>
       <w:r>
         <w:rPr>
           <w:rFonts w:eastAsia="Times New Roman" w:cs="Times New Roman"/>
@@ -3874,6 +3993,17 @@
           <w:color w:val="auto"/>
           <w:szCs w:val="24"/>
         </w:rPr>
+        <w:t>tộc</w:t>
+      </w:r>
+      <w:proofErr w:type="spellEnd"/>
+      <w:r>
+        <w:rPr>
+          <w:rFonts w:eastAsia="Times New Roman" w:cs="Times New Roman"/>
+          <w:b/>
+          <w:bCs/>
+          <w:color w:val="auto"/>
+          <w:szCs w:val="24"/>
+        </w:rPr>
         <w:t>:</w:t>
       </w:r>
       <w:r>
@@ -3882,18 +4012,8 @@
           <w:color w:val="auto"/>
           <w:szCs w:val="24"/>
         </w:rPr>
-        <w:t xml:space="preserve"> </w:t>
-      </w:r>
-      <w:proofErr w:type="spellStart"/>
-      <w:r>
-        <w:rPr>
-          <w:rFonts w:eastAsia="Times New Roman" w:cs="Times New Roman"/>
-          <w:color w:val="auto"/>
-          <w:szCs w:val="24"/>
-        </w:rPr>
-        <w:t>Không</w:t>
-      </w:r>
-      <w:proofErr w:type="spellEnd"/>
+        <w:t xml:space="preserve"> Kinh</w:t>
+      </w:r>
     </w:p>
     <w:p>
       <w:pPr>
@@ -3911,9 +4031,9 @@
           <w:color w:val="auto"/>
           <w:szCs w:val="24"/>
         </w:rPr>
-        <w:t xml:space="preserve"> </w:t>
-      </w:r>
-      <w:proofErr w:type="spellStart"/>
+        <w:lastRenderedPageBreak/>
+        <w:t xml:space="preserve"> </w:t>
+      </w:r>
       <w:r>
         <w:rPr>
           <w:rFonts w:eastAsia="Times New Roman" w:cs="Times New Roman"/>
@@ -3922,9 +4042,9 @@
           <w:color w:val="auto"/>
           <w:szCs w:val="24"/>
         </w:rPr>
-        <w:t>Nơi</w:t>
-      </w:r>
-      <w:proofErr w:type="spellEnd"/>
+        <w:t xml:space="preserve">Tôn </w:t>
+      </w:r>
+      <w:proofErr w:type="spellStart"/>
       <w:r>
         <w:rPr>
           <w:rFonts w:eastAsia="Times New Roman" w:cs="Times New Roman"/>
@@ -3933,9 +4053,9 @@
           <w:color w:val="auto"/>
           <w:szCs w:val="24"/>
         </w:rPr>
-        <w:t xml:space="preserve"> </w:t>
-      </w:r>
-      <w:proofErr w:type="spellStart"/>
+        <w:t>giáo</w:t>
+      </w:r>
+      <w:proofErr w:type="spellEnd"/>
       <w:r>
         <w:rPr>
           <w:rFonts w:eastAsia="Times New Roman" w:cs="Times New Roman"/>
@@ -3944,9 +4064,46 @@
           <w:color w:val="auto"/>
           <w:szCs w:val="24"/>
         </w:rPr>
-        <w:t>thường</w:t>
-      </w:r>
-      <w:proofErr w:type="spellEnd"/>
+        <w:t>:</w:t>
+      </w:r>
+      <w:r>
+        <w:rPr>
+          <w:rFonts w:eastAsia="Times New Roman" w:cs="Times New Roman"/>
+          <w:color w:val="auto"/>
+          <w:szCs w:val="24"/>
+        </w:rPr>
+        <w:t xml:space="preserve"> </w:t>
+      </w:r>
+      <w:proofErr w:type="spellStart"/>
+      <w:r>
+        <w:rPr>
+          <w:rFonts w:eastAsia="Times New Roman" w:cs="Times New Roman"/>
+          <w:color w:val="auto"/>
+          <w:szCs w:val="24"/>
+        </w:rPr>
+        <w:t>Không</w:t>
+      </w:r>
+      <w:proofErr w:type="spellEnd"/>
+    </w:p>
+    <w:p>
+      <w:pPr>
+        <w:pStyle w:val="ListParagraph"/>
+        <w:spacing w:before="100" w:beforeAutospacing="1" w:after="100" w:afterAutospacing="1" w:line="240" w:lineRule="auto"/>
+        <w:rPr>
+          <w:rFonts w:eastAsia="Times New Roman" w:cs="Times New Roman"/>
+          <w:color w:val="auto"/>
+          <w:szCs w:val="24"/>
+        </w:rPr>
+      </w:pPr>
+      <w:r>
+        <w:rPr>
+          <w:rFonts w:eastAsia="Times New Roman" w:cs="Times New Roman"/>
+          <w:color w:val="auto"/>
+          <w:szCs w:val="24"/>
+        </w:rPr>
+        <w:t xml:space="preserve"> </w:t>
+      </w:r>
+      <w:proofErr w:type="spellStart"/>
       <w:r>
         <w:rPr>
           <w:rFonts w:eastAsia="Times New Roman" w:cs="Times New Roman"/>
@@ -3955,9 +4112,9 @@
           <w:color w:val="auto"/>
           <w:szCs w:val="24"/>
         </w:rPr>
-        <w:t xml:space="preserve"> </w:t>
-      </w:r>
-      <w:proofErr w:type="spellStart"/>
+        <w:t>Nơi</w:t>
+      </w:r>
+      <w:proofErr w:type="spellEnd"/>
       <w:r>
         <w:rPr>
           <w:rFonts w:eastAsia="Times New Roman" w:cs="Times New Roman"/>
@@ -3966,9 +4123,9 @@
           <w:color w:val="auto"/>
           <w:szCs w:val="24"/>
         </w:rPr>
-        <w:t>trú</w:t>
-      </w:r>
-      <w:proofErr w:type="spellEnd"/>
+        <w:t xml:space="preserve"> </w:t>
+      </w:r>
+      <w:proofErr w:type="spellStart"/>
       <w:r>
         <w:rPr>
           <w:rFonts w:eastAsia="Times New Roman" w:cs="Times New Roman"/>
@@ -3977,9 +4134,9 @@
           <w:color w:val="auto"/>
           <w:szCs w:val="24"/>
         </w:rPr>
-        <w:t xml:space="preserve"> </w:t>
-      </w:r>
-      <w:proofErr w:type="spellStart"/>
+        <w:t>thường</w:t>
+      </w:r>
+      <w:proofErr w:type="spellEnd"/>
       <w:r>
         <w:rPr>
           <w:rFonts w:eastAsia="Times New Roman" w:cs="Times New Roman"/>
@@ -3988,9 +4145,9 @@
           <w:color w:val="auto"/>
           <w:szCs w:val="24"/>
         </w:rPr>
-        <w:t>và</w:t>
-      </w:r>
-      <w:proofErr w:type="spellEnd"/>
+        <w:t xml:space="preserve"> </w:t>
+      </w:r>
+      <w:proofErr w:type="spellStart"/>
       <w:r>
         <w:rPr>
           <w:rFonts w:eastAsia="Times New Roman" w:cs="Times New Roman"/>
@@ -3999,9 +4156,9 @@
           <w:color w:val="auto"/>
           <w:szCs w:val="24"/>
         </w:rPr>
-        <w:t xml:space="preserve"> </w:t>
-      </w:r>
-      <w:proofErr w:type="spellStart"/>
+        <w:t>trú</w:t>
+      </w:r>
+      <w:proofErr w:type="spellEnd"/>
       <w:r>
         <w:rPr>
           <w:rFonts w:eastAsia="Times New Roman" w:cs="Times New Roman"/>
@@ -4010,9 +4167,9 @@
           <w:color w:val="auto"/>
           <w:szCs w:val="24"/>
         </w:rPr>
-        <w:t>địa</w:t>
-      </w:r>
-      <w:proofErr w:type="spellEnd"/>
+        <w:t xml:space="preserve"> </w:t>
+      </w:r>
+      <w:proofErr w:type="spellStart"/>
       <w:r>
         <w:rPr>
           <w:rFonts w:eastAsia="Times New Roman" w:cs="Times New Roman"/>
@@ -4021,9 +4178,9 @@
           <w:color w:val="auto"/>
           <w:szCs w:val="24"/>
         </w:rPr>
-        <w:t xml:space="preserve"> </w:t>
-      </w:r>
-      <w:proofErr w:type="spellStart"/>
+        <w:t>và</w:t>
+      </w:r>
+      <w:proofErr w:type="spellEnd"/>
       <w:r>
         <w:rPr>
           <w:rFonts w:eastAsia="Times New Roman" w:cs="Times New Roman"/>
@@ -4032,9 +4189,9 @@
           <w:color w:val="auto"/>
           <w:szCs w:val="24"/>
         </w:rPr>
-        <w:t>chỉ</w:t>
-      </w:r>
-      <w:proofErr w:type="spellEnd"/>
+        <w:t xml:space="preserve"> </w:t>
+      </w:r>
+      <w:proofErr w:type="spellStart"/>
       <w:r>
         <w:rPr>
           <w:rFonts w:eastAsia="Times New Roman" w:cs="Times New Roman"/>
@@ -4043,9 +4200,9 @@
           <w:color w:val="auto"/>
           <w:szCs w:val="24"/>
         </w:rPr>
-        <w:t xml:space="preserve"> </w:t>
-      </w:r>
-      <w:proofErr w:type="spellStart"/>
+        <w:t>địa</w:t>
+      </w:r>
+      <w:proofErr w:type="spellEnd"/>
       <w:r>
         <w:rPr>
           <w:rFonts w:eastAsia="Times New Roman" w:cs="Times New Roman"/>
@@ -4054,9 +4211,9 @@
           <w:color w:val="auto"/>
           <w:szCs w:val="24"/>
         </w:rPr>
-        <w:t>liên</w:t>
-      </w:r>
-      <w:proofErr w:type="spellEnd"/>
+        <w:t xml:space="preserve"> </w:t>
+      </w:r>
+      <w:proofErr w:type="spellStart"/>
       <w:r>
         <w:rPr>
           <w:rFonts w:eastAsia="Times New Roman" w:cs="Times New Roman"/>
@@ -4065,9 +4222,9 @@
           <w:color w:val="auto"/>
           <w:szCs w:val="24"/>
         </w:rPr>
-        <w:t xml:space="preserve"> </w:t>
-      </w:r>
-      <w:proofErr w:type="spellStart"/>
+        <w:t>chỉ</w:t>
+      </w:r>
+      <w:proofErr w:type="spellEnd"/>
       <w:r>
         <w:rPr>
           <w:rFonts w:eastAsia="Times New Roman" w:cs="Times New Roman"/>
@@ -4076,9 +4233,9 @@
           <w:color w:val="auto"/>
           <w:szCs w:val="24"/>
         </w:rPr>
-        <w:t>lạc</w:t>
-      </w:r>
-      <w:proofErr w:type="spellEnd"/>
+        <w:t xml:space="preserve"> </w:t>
+      </w:r>
+      <w:proofErr w:type="spellStart"/>
       <w:r>
         <w:rPr>
           <w:rFonts w:eastAsia="Times New Roman" w:cs="Times New Roman"/>
@@ -4087,6 +4244,39 @@
           <w:color w:val="auto"/>
           <w:szCs w:val="24"/>
         </w:rPr>
+        <w:t>liên</w:t>
+      </w:r>
+      <w:proofErr w:type="spellEnd"/>
+      <w:r>
+        <w:rPr>
+          <w:rFonts w:eastAsia="Times New Roman" w:cs="Times New Roman"/>
+          <w:b/>
+          <w:bCs/>
+          <w:color w:val="auto"/>
+          <w:szCs w:val="24"/>
+        </w:rPr>
+        <w:t xml:space="preserve"> </w:t>
+      </w:r>
+      <w:proofErr w:type="spellStart"/>
+      <w:r>
+        <w:rPr>
+          <w:rFonts w:eastAsia="Times New Roman" w:cs="Times New Roman"/>
+          <w:b/>
+          <w:bCs/>
+          <w:color w:val="auto"/>
+          <w:szCs w:val="24"/>
+        </w:rPr>
+        <w:t>lạc</w:t>
+      </w:r>
+      <w:proofErr w:type="spellEnd"/>
+      <w:r>
+        <w:rPr>
+          <w:rFonts w:eastAsia="Times New Roman" w:cs="Times New Roman"/>
+          <w:b/>
+          <w:bCs/>
+          <w:color w:val="auto"/>
+          <w:szCs w:val="24"/>
+        </w:rPr>
         <w:t>:</w:t>
       </w:r>
       <w:r>
@@ -4095,26 +4285,28 @@
           <w:color w:val="auto"/>
           <w:szCs w:val="24"/>
         </w:rPr>
-        <w:t xml:space="preserve"> THÔN LỘC THỊNH, </w:t>
-      </w:r>
-      <w:proofErr w:type="spellStart"/>
+        <w:t xml:space="preserve"> </w:t>
+      </w:r>
+      <w:bookmarkStart w:id="3" w:name="_Hlk236671954"/>
+      <w:bookmarkStart w:id="4" w:name="_Hlk236673103"/>
       <w:r>
         <w:rPr>
           <w:rFonts w:eastAsia="Times New Roman" w:cs="Times New Roman"/>
           <w:color w:val="auto"/>
           <w:szCs w:val="24"/>
         </w:rPr>
-        <w:t>Xã</w:t>
-      </w:r>
-      <w:proofErr w:type="spellEnd"/>
+        <w:t>THÔN LỘC THỊNH</w:t>
+      </w:r>
+      <w:bookmarkEnd w:id="3"/>
       <w:r>
         <w:rPr>
           <w:rFonts w:eastAsia="Times New Roman" w:cs="Times New Roman"/>
           <w:color w:val="auto"/>
           <w:szCs w:val="24"/>
         </w:rPr>
-        <w:t xml:space="preserve"> </w:t>
-      </w:r>
+        <w:t xml:space="preserve">, </w:t>
+      </w:r>
+      <w:bookmarkStart w:id="5" w:name="_Hlk236671964"/>
       <w:proofErr w:type="spellStart"/>
       <w:r>
         <w:rPr>
@@ -4122,7 +4314,7 @@
           <w:color w:val="auto"/>
           <w:szCs w:val="24"/>
         </w:rPr>
-        <w:t>Thọ</w:t>
+        <w:t>Xã</w:t>
       </w:r>
       <w:proofErr w:type="spellEnd"/>
       <w:r>
@@ -4131,7 +4323,7 @@
           <w:color w:val="auto"/>
           <w:szCs w:val="24"/>
         </w:rPr>
-        <w:t xml:space="preserve"> Xuân, </w:t>
+        <w:t xml:space="preserve"> </w:t>
       </w:r>
       <w:proofErr w:type="spellStart"/>
       <w:r>
@@ -4140,7 +4332,7 @@
           <w:color w:val="auto"/>
           <w:szCs w:val="24"/>
         </w:rPr>
-        <w:t>Tỉnh</w:t>
+        <w:t>Thọ</w:t>
       </w:r>
       <w:proofErr w:type="spellEnd"/>
       <w:r>
@@ -4149,17 +4341,47 @@
           <w:color w:val="auto"/>
           <w:szCs w:val="24"/>
         </w:rPr>
-        <w:t xml:space="preserve"> Thanh </w:t>
-      </w:r>
-      <w:proofErr w:type="spellStart"/>
+        <w:t xml:space="preserve"> Xuân</w:t>
+      </w:r>
+      <w:bookmarkEnd w:id="5"/>
       <w:r>
         <w:rPr>
           <w:rFonts w:eastAsia="Times New Roman" w:cs="Times New Roman"/>
           <w:color w:val="auto"/>
           <w:szCs w:val="24"/>
         </w:rPr>
+        <w:t xml:space="preserve">, </w:t>
+      </w:r>
+      <w:bookmarkStart w:id="6" w:name="_Hlk236671978"/>
+      <w:proofErr w:type="spellStart"/>
+      <w:r>
+        <w:rPr>
+          <w:rFonts w:eastAsia="Times New Roman" w:cs="Times New Roman"/>
+          <w:color w:val="auto"/>
+          <w:szCs w:val="24"/>
+        </w:rPr>
+        <w:t>Tỉnh</w:t>
+      </w:r>
+      <w:proofErr w:type="spellEnd"/>
+      <w:r>
+        <w:rPr>
+          <w:rFonts w:eastAsia="Times New Roman" w:cs="Times New Roman"/>
+          <w:color w:val="auto"/>
+          <w:szCs w:val="24"/>
+        </w:rPr>
+        <w:t xml:space="preserve"> Thanh </w:t>
+      </w:r>
+      <w:proofErr w:type="spellStart"/>
+      <w:r>
+        <w:rPr>
+          <w:rFonts w:eastAsia="Times New Roman" w:cs="Times New Roman"/>
+          <w:color w:val="auto"/>
+          <w:szCs w:val="24"/>
+        </w:rPr>
         <w:t>Hóa</w:t>
       </w:r>
+      <w:bookmarkEnd w:id="4"/>
+      <w:bookmarkEnd w:id="6"/>
       <w:proofErr w:type="spellEnd"/>
     </w:p>
     <w:p>
